--- a/CurricullumZem_ES.docx
+++ b/CurricullumZem_ES.docx
@@ -60,7 +60,7 @@
                 <w:color w:val="444B57"/>
                 <w:sz w:val="19"/>
               </w:rPr>
-              <w:t>Piracicaba/SP  |  (19) 98885-1929 (WhatsApp)</w:t>
+              <w:t>Piracicaba/SP  |  (19) 99985-1929 (WhatsApp)</w:t>
             </w:r>
           </w:p>
           <w:p>

--- a/CurricullumZem_ES.docx
+++ b/CurricullumZem_ES.docx
@@ -2,1017 +2,1198 @@
 <file path=word/document.xml><?xml version="1.0" encoding="utf-8"?>
 <w:document xmlns:wpc="http://schemas.microsoft.com/office/word/2010/wordprocessingCanvas" xmlns:mo="http://schemas.microsoft.com/office/mac/office/2008/main" xmlns:mc="http://schemas.openxmlformats.org/markup-compatibility/2006" xmlns:mv="urn:schemas-microsoft-com:mac:vml" xmlns:o="urn:schemas-microsoft-com:office:office" xmlns:r="http://schemas.openxmlformats.org/officeDocument/2006/relationships" xmlns:m="http://schemas.openxmlformats.org/officeDocument/2006/math" xmlns:v="urn:schemas-microsoft-com:vml" xmlns:wp14="http://schemas.microsoft.com/office/word/2010/wordprocessingDrawing" xmlns:wp="http://schemas.openxmlformats.org/drawingml/2006/wordprocessingDrawing" xmlns:w10="urn:schemas-microsoft-com:office:word" xmlns:w="http://schemas.openxmlformats.org/wordprocessingml/2006/main" xmlns:w14="http://schemas.microsoft.com/office/word/2010/wordml" xmlns:wpg="http://schemas.microsoft.com/office/word/2010/wordprocessingGroup" xmlns:wpi="http://schemas.microsoft.com/office/word/2010/wordprocessingInk" xmlns:wne="http://schemas.microsoft.com/office/word/2006/wordml" xmlns:wps="http://schemas.microsoft.com/office/word/2010/wordprocessingShape" mc:Ignorable="w14 wp14">
   <w:body>
-    <w:tbl>
-      <w:tblPr>
-        <w:tblW w:type="auto" w:w="0"/>
-        <w:tblLook w:firstColumn="1" w:firstRow="1" w:lastColumn="0" w:lastRow="0" w:noHBand="0" w:noVBand="1" w:val="04A0"/>
-        <w:tblBorders>
-          <w:top w:val="none"/>
-          <w:left w:val="none"/>
-          <w:bottom w:val="none"/>
-          <w:right w:val="none"/>
-          <w:insideH w:val="none"/>
-          <w:insideV w:val="none"/>
-        </w:tblBorders>
-      </w:tblPr>
-      <w:tblGrid>
-        <w:gridCol w:w="7654"/>
-        <w:gridCol w:w="1984"/>
-      </w:tblGrid>
-      <w:tr>
-        <w:tc>
-          <w:tcPr>
-            <w:tcW w:type="dxa" w:w="5100"/>
-            <w:vAlign w:val="center"/>
-          </w:tcPr>
-          <w:p>
-            <w:pPr>
-              <w:spacing w:after="0"/>
-            </w:pPr>
-            <w:r>
-              <w:rPr>
-                <w:b/>
-                <w:color w:val="1F2A44"/>
-                <w:sz w:val="44"/>
-              </w:rPr>
-              <w:t>MATHEUS LAJARIN ZEM</w:t>
-            </w:r>
-          </w:p>
-          <w:p>
-            <w:pPr>
-              <w:spacing w:after="80"/>
-            </w:pPr>
-            <w:r>
-              <w:rPr>
-                <w:b/>
-                <w:color w:val="2E6BE6"/>
-                <w:sz w:val="22"/>
-              </w:rPr>
-              <w:t>Desarrollador Full Stack</w:t>
-            </w:r>
-          </w:p>
-          <w:p>
-            <w:pPr>
-              <w:spacing w:after="0"/>
-            </w:pPr>
-            <w:r>
-              <w:rPr>
-                <w:color w:val="444B57"/>
-                <w:sz w:val="19"/>
-              </w:rPr>
-              <w:t>Piracicaba/SP  |  (19) 99985-1929 (WhatsApp)</w:t>
-            </w:r>
-          </w:p>
-          <w:p>
-            <w:pPr>
-              <w:spacing w:after="0"/>
-            </w:pPr>
-            <w:r>
-              <w:rPr>
-                <w:color w:val="444B57"/>
-                <w:sz w:val="19"/>
-              </w:rPr>
-              <w:t>matheuslajazem@gmail.com</w:t>
-            </w:r>
-          </w:p>
-          <w:p>
-            <w:pPr>
-              <w:spacing w:after="0"/>
-            </w:pPr>
-            <w:r>
-              <w:rPr>
-                <w:color w:val="444B57"/>
-                <w:sz w:val="19"/>
-              </w:rPr>
-              <w:t>linkedin.com/in/matheus-lajarin-zem-17b39b289</w:t>
-            </w:r>
-          </w:p>
-          <w:p>
-            <w:pPr>
-              <w:spacing w:after="0"/>
-            </w:pPr>
-            <w:r>
-              <w:rPr>
-                <w:color w:val="444B57"/>
-                <w:sz w:val="19"/>
-              </w:rPr>
-              <w:t>github.com/MatheusZem12</w:t>
-            </w:r>
-          </w:p>
-        </w:tc>
-        <w:tc>
-          <w:tcPr>
-            <w:tcW w:type="dxa" w:w="5100"/>
-            <w:vAlign w:val="center"/>
-          </w:tcPr>
-          <w:p>
-            <w:pPr>
-              <w:jc w:val="right"/>
-            </w:pPr>
-            <w:r>
-              <w:drawing>
-                <wp:inline xmlns:a="http://schemas.openxmlformats.org/drawingml/2006/main" xmlns:pic="http://schemas.openxmlformats.org/drawingml/2006/picture">
-                  <wp:extent cx="1152000" cy="1375689"/>
-                  <wp:docPr id="1" name="Picture 1"/>
-                  <wp:cNvGraphicFramePr>
-                    <a:graphicFrameLocks noChangeAspect="1"/>
-                  </wp:cNvGraphicFramePr>
-                  <a:graphic>
-                    <a:graphicData uri="http://schemas.openxmlformats.org/drawingml/2006/picture">
-                      <pic:pic>
-                        <pic:nvPicPr>
-                          <pic:cNvPr id="0" name="foto_zem.png"/>
-                          <pic:cNvPicPr/>
-                        </pic:nvPicPr>
-                        <pic:blipFill>
-                          <a:blip r:embed="rId9"/>
-                          <a:stretch>
-                            <a:fillRect/>
-                          </a:stretch>
-                        </pic:blipFill>
-                        <pic:spPr>
-                          <a:xfrm>
-                            <a:off x="0" y="0"/>
-                            <a:ext cx="1152000" cy="1375689"/>
-                          </a:xfrm>
-                          <a:prstGeom prst="rect"/>
-                        </pic:spPr>
-                      </pic:pic>
-                    </a:graphicData>
-                  </a:graphic>
-                </wp:inline>
-              </w:drawing>
-            </w:r>
-          </w:p>
-        </w:tc>
-      </w:tr>
-    </w:tbl>
     <w:p>
       <w:pPr>
-        <w:spacing w:before="200" w:after="60"/>
+        <w:spacing w:before="0" w:after="40" w:line="240" w:lineRule="auto"/>
+        <w:jc w:val="center"/>
+      </w:pPr>
+      <w:r>
+        <w:rPr>
+          <w:b/>
+          <w:color w:val="000000"/>
+          <w:sz w:val="32"/>
+        </w:rPr>
+        <w:t>MATHEUS LAJARIN ZEM</w:t>
+      </w:r>
+    </w:p>
+    <w:p>
+      <w:pPr>
+        <w:spacing w:before="0" w:after="40" w:line="240" w:lineRule="auto"/>
+        <w:jc w:val="center"/>
+      </w:pPr>
+      <w:r>
+        <w:rPr>
+          <w:b/>
+          <w:color w:val="1D4ED8"/>
+          <w:sz w:val="24"/>
+        </w:rPr>
+        <w:t>Desarrollador Full Stack Semi Senior · Java · Spring · Angular</w:t>
+      </w:r>
+    </w:p>
+    <w:p>
+      <w:pPr>
+        <w:spacing w:before="0" w:after="0" w:line="240" w:lineRule="auto"/>
+        <w:jc w:val="center"/>
+      </w:pPr>
+      <w:r>
+        <w:rPr>
+          <w:b w:val="0"/>
+          <w:color w:val="444444"/>
+          <w:sz w:val="22"/>
+        </w:rPr>
+        <w:t>Piracicaba/SP · +55 (19) 99985-1929 (WhatsApp) · matheuslajazem@gmail.com</w:t>
+      </w:r>
+    </w:p>
+    <w:p>
+      <w:pPr>
+        <w:spacing w:before="0" w:after="0" w:line="240" w:lineRule="auto"/>
+        <w:jc w:val="center"/>
+      </w:pPr>
+      <w:r>
+        <w:rPr>
+          <w:b w:val="0"/>
+          <w:color w:val="444444"/>
+          <w:sz w:val="22"/>
+        </w:rPr>
+        <w:t>linkedin.com/in/matheus-lajarin-zem-17b39b289 · github.com/MatheusZem12</w:t>
+      </w:r>
+    </w:p>
+    <w:p>
+      <w:pPr>
+        <w:spacing w:before="280" w:after="80" w:line="240" w:lineRule="auto"/>
+        <w:jc w:val="left"/>
         <w:pBdr>
-          <w:bottom w:val="single" w:sz="6" w:space="2" w:color="2E6BE6"/>
+          <w:bottom w:val="single" w:sz="6" w:space="2" w:color="1D4ED8"/>
         </w:pBdr>
       </w:pPr>
       <w:r>
         <w:rPr>
-          <w:rFonts w:ascii="Calibri" w:hAnsi="Calibri"/>
           <w:b/>
-          <w:color w:val="1F2A44"/>
-          <w:sz w:val="23"/>
+          <w:color w:val="1D4ED8"/>
+          <w:sz w:val="24"/>
         </w:rPr>
         <w:t>RESUMEN PROFESIONAL</w:t>
       </w:r>
     </w:p>
     <w:p>
       <w:pPr>
-        <w:spacing w:after="40"/>
+        <w:spacing w:after="80"/>
       </w:pPr>
       <w:r>
-        <w:t>Desarrollador Full Stack que entrega de principio a fin — desde el modelo de datos y la API hasta el frontend, la infraestructura y el despliegue en producción. Estudiante de Ingeniería en Computación, con experiencia tanto en productos corporativos de gran escala como en proyectos propios completos.</w:t>
+        <w:rPr>
+          <w:b w:val="0"/>
+          <w:sz w:val="24"/>
+        </w:rPr>
+        <w:t>Desarrollador Full Stack con actuación de punta a punta: modelado de datos, APIs, microservicios, frontend, CI/CD y operación en producción. Experiencia corporativa en el ecosistema agroindustrial (ERP TOTVS PIMS), en dos líneas de producto en microservicios (Spring Boot 3, Spring Cloud Gateway, Eureka, OpenFeign) con integraciones críticas — SAP, TOTVS Protheus, plataformas B2B y hardware industrial — sobre bases de datos Oracle, SQL Server y PostgreSQL.</w:t>
       </w:r>
     </w:p>
     <w:p>
       <w:pPr>
-        <w:spacing w:after="40"/>
+        <w:spacing w:after="80"/>
       </w:pPr>
       <w:r>
-        <w:t>Valoro la calidad profesional: código versionado en flujo DEV/HMG/PRD, migraciones de base de datos controladas, pipelines de CI/CD, entornos de homologación antes de producción y seguridad (autenticación JWT y cifrado de datos sensibles). Tengo flexibilidad real con las tecnologías y elijo la herramienta adecuada para cada necesidad — empecé sólido en Java/Spring, adopté Python cuando el problema requería productividad y ecosistema de datos/automatización, y migré a Go (Golang) cuando el foco era rendimiento y simplicidad de ejecución. Aprendo y cambio de stack según el problema, no al revés.</w:t>
+        <w:rPr>
+          <w:b w:val="0"/>
+          <w:sz w:val="24"/>
+        </w:rPr>
+        <w:t xml:space="preserve">En paralelo, diseño, construyo y </w:t>
+      </w:r>
+      <w:r>
+        <w:rPr>
+          <w:b/>
+          <w:sz w:val="24"/>
+        </w:rPr>
+        <w:t>opero productos propios en producción</w:t>
+      </w:r>
+      <w:r>
+        <w:rPr>
+          <w:b w:val="0"/>
+          <w:sz w:val="24"/>
+        </w:rPr>
+        <w:t>: un VPS Linux aloja tres backends Spring Boot en Docker, con pipeline GitHub Actions → GHCR → Watchtower (despliegue pull-based), borde vía Cloudflare Tunnel y ambientes reales de DEV/HMG/PRD. Enfoque en ingeniería verificable: migraciones Flyway versionadas, pruebas con JUnit, Testcontainers, Playwright y Vitest, y seguridad con JWT, OAuth2, 2FA, cifrado AES-GCM y rate limiting.</w:t>
       </w:r>
     </w:p>
     <w:p>
       <w:pPr>
-        <w:spacing w:after="40"/>
+        <w:spacing w:after="80"/>
       </w:pPr>
       <w:r>
-        <w:t>Incorporo asistentes de IA (KIMI y Claude) de forma simultánea a mi flujo de desarrollo — acelerando codificación, revisión de código, depuración y decisiones de arquitectura, validando siempre el resultado.</w:t>
+        <w:rPr>
+          <w:b w:val="0"/>
+          <w:sz w:val="24"/>
+        </w:rPr>
+        <w:t>Conocimiento de mensajería (RabbitMQ) y uso práctico de patrones asíncronos: eventos de dominio, colas de tareas con polling, trabajos programados y virtual threads. Uso asistentes de IA (Claude y KIMI) como par de programación — codificación, revisión, depuración y arquitectura — validando siempre los resultados.</w:t>
       </w:r>
     </w:p>
     <w:p>
       <w:pPr>
-        <w:spacing w:before="200" w:after="60"/>
+        <w:spacing w:before="280" w:after="80" w:line="240" w:lineRule="auto"/>
+        <w:jc w:val="left"/>
         <w:pBdr>
-          <w:bottom w:val="single" w:sz="6" w:space="2" w:color="2E6BE6"/>
+          <w:bottom w:val="single" w:sz="6" w:space="2" w:color="1D4ED8"/>
         </w:pBdr>
       </w:pPr>
       <w:r>
         <w:rPr>
-          <w:rFonts w:ascii="Calibri" w:hAnsi="Calibri"/>
           <w:b/>
-          <w:color w:val="1F2A44"/>
-          <w:sz w:val="23"/>
+          <w:color w:val="1D4ED8"/>
+          <w:sz w:val="24"/>
         </w:rPr>
         <w:t>EXPERIENCIA PROFESIONAL</w:t>
       </w:r>
     </w:p>
     <w:p>
       <w:pPr>
-        <w:spacing w:before="120" w:after="0"/>
+        <w:spacing w:before="200" w:after="40" w:line="240" w:lineRule="auto"/>
+        <w:jc w:val="left"/>
       </w:pPr>
       <w:r>
         <w:rPr>
           <w:b/>
-          <w:color w:val="1F2A44"/>
-          <w:sz w:val="21"/>
+          <w:sz w:val="24"/>
         </w:rPr>
+        <w:t>TOTVS (sector agroindustrial) — Desarrollador Full Stack Semi Senior (Contratista)</w:t>
       </w:r>
       <w:r>
         <w:rPr>
           <w:i/>
-          <w:color w:val="6B7280"/>
-          <w:sz w:val="19"/>
+          <w:color w:val="444444"/>
+          <w:sz w:val="22"/>
         </w:rPr>
-      </w:r>
-      <w:r>
-        <w:rPr>
-          <w:b/>
-          <w:color w:val="1F2A44"/>
-          <w:sz w:val="21"/>
-        </w:rPr>
-      </w:r>
-      <w:r>
-        <w:rPr>
-          <w:b/>
-          <w:color w:val="1F2A44"/>
-          <w:sz w:val="21"/>
-        </w:rPr>
-        <w:t>TOTVS — Desarrollador Full Stack Semi-Senior (Contratista)   nov 2024 – actual</w:t>
+        <w:t xml:space="preserve">   nov/2024 – actual</w:t>
       </w:r>
     </w:p>
     <w:p>
       <w:pPr>
-        <w:spacing w:after="40"/>
+        <w:spacing w:after="80"/>
       </w:pPr>
       <w:r>
-        <w:t>Desarrollo y mantenimiento de plataformas de gestión para el sector agroindustrial en arquitectura de microservicios (Spring Boot, Spring Cloud Gateway y Eureka) con portales web en Angular y PostgreSQL.</w:t>
+        <w:rPr>
+          <w:b w:val="0"/>
+          <w:sz w:val="24"/>
+        </w:rPr>
+        <w:t>Desarrollo y mantenimiento de plataformas de gestión agroindustrial — costos, flujo de caja, materiales, proveedores, pesaje/báscula, producción industrial y optimización de cosecha — en arquitectura de microservicios, integradas al ERP PIMS.</w:t>
       </w:r>
     </w:p>
     <w:p>
       <w:pPr>
         <w:pStyle w:val="ListBullet"/>
-        <w:spacing w:after="20"/>
-        <w:ind w:left="283"/>
+        <w:spacing w:line="360" w:lineRule="auto" w:after="40"/>
+        <w:ind w:left="425"/>
+        <w:jc w:val="both"/>
       </w:pPr>
       <w:r>
         <w:rPr>
           <w:b/>
-          <w:color w:val="1F2A44"/>
+          <w:sz w:val="24"/>
         </w:rPr>
         <w:t xml:space="preserve">Microservicios: </w:t>
       </w:r>
       <w:r>
         <w:rPr>
-          <w:color w:val="444B57"/>
+          <w:b w:val="0"/>
+          <w:sz w:val="24"/>
         </w:rPr>
-        <w:t>Trabajo en sistemas compuestos por decenas de microservicios orientados a la gestión de costos, flujo de caja, materiales, proveedores, pesaje/báscula y procesos productivos.</w:t>
+        <w:t>actuación en dos líneas de producto que suman ~30 servicios Spring Boot 3 (Java 17/21), con dos patrones de gateway — Spring Cloud Gateway con rutas estáticas + OpenFeign en una línea, y Gateway + Netflix Eureka (service discovery, 13 rutas) en la otra; observabilidad con Actuator y Prometheus.</w:t>
       </w:r>
     </w:p>
     <w:p>
       <w:pPr>
         <w:pStyle w:val="ListBullet"/>
-        <w:spacing w:after="20"/>
-        <w:ind w:left="283"/>
+        <w:spacing w:line="360" w:lineRule="auto" w:after="40"/>
+        <w:ind w:left="425"/>
+        <w:jc w:val="both"/>
       </w:pPr>
       <w:r>
         <w:rPr>
           <w:b/>
-          <w:color w:val="1F2A44"/>
+          <w:sz w:val="24"/>
         </w:rPr>
-        <w:t xml:space="preserve">APIs e integraciones: </w:t>
+        <w:t xml:space="preserve">Integraciones críticas: </w:t>
       </w:r>
       <w:r>
         <w:rPr>
-          <w:color w:val="444B57"/>
+          <w:b w:val="0"/>
+          <w:sz w:val="24"/>
         </w:rPr>
-        <w:t>Desarrollo de APIs REST, integraciones entre servicios e interfaces de integración con sistemas externos y ERPs de clientes.</w:t>
+        <w:t>conector SAP (contratos, facturas, pesajes, provisiones y costos), interfaces PIMS ↔ TOTVS Protheus, plataforma de compras CIB2B, helpdesk Milvus (API REST + RPA con Selenium) y lectura de báscula industrial Toledo vía socket TCP.</w:t>
       </w:r>
     </w:p>
     <w:p>
       <w:pPr>
         <w:pStyle w:val="ListBullet"/>
-        <w:spacing w:after="20"/>
-        <w:ind w:left="283"/>
+        <w:spacing w:line="360" w:lineRule="auto" w:after="40"/>
+        <w:ind w:left="425"/>
+        <w:jc w:val="both"/>
       </w:pPr>
       <w:r>
         <w:rPr>
           <w:b/>
-          <w:color w:val="1F2A44"/>
+          <w:sz w:val="24"/>
         </w:rPr>
-        <w:t xml:space="preserve">Base de datos: </w:t>
+        <w:t xml:space="preserve">Multi-base de datos: </w:t>
       </w:r>
       <w:r>
         <w:rPr>
-          <w:color w:val="444B57"/>
+          <w:b w:val="0"/>
+          <w:sz w:val="24"/>
         </w:rPr>
-        <w:t>Modelado, creación de tablas y optimización de consultas PostgreSQL para mejorar el rendimiento y la estabilidad de las operaciones.</w:t>
+        <w:t>PostgreSQL en los productos, Oracle en el ERP PIMS y SQL Server en PIMS Multicultivo — modelado, optimización de consultas y trabajos de sincronización (@Scheduled) entre el ERP y los productos.</w:t>
       </w:r>
     </w:p>
     <w:p>
       <w:pPr>
         <w:pStyle w:val="ListBullet"/>
-        <w:spacing w:after="20"/>
-        <w:ind w:left="283"/>
+        <w:spacing w:line="360" w:lineRule="auto" w:after="40"/>
+        <w:ind w:left="425"/>
+        <w:jc w:val="both"/>
       </w:pPr>
       <w:r>
         <w:rPr>
           <w:b/>
-          <w:color w:val="1F2A44"/>
+          <w:sz w:val="24"/>
         </w:rPr>
-        <w:t xml:space="preserve">Calidad y versionado: </w:t>
+        <w:t xml:space="preserve">Modernización de legado: </w:t>
       </w:r>
       <w:r>
         <w:rPr>
-          <w:color w:val="444B57"/>
+          <w:b w:val="0"/>
+          <w:sz w:val="24"/>
         </w:rPr>
-        <w:t>Depuración y ajuste de servicios, APIs e integraciones, garantizando estabilidad en el entorno del cliente; control de versiones con Git en flujo DEV / HMG / PRD.</w:t>
+        <w:t>reescritura de integraciones Java 8 / Spring Boot 2 (WAR en Tomcat) hacia Java 17/21 / Spring Boot 3, y participación en la evolución de un producto legado (Angular 8 → Angular 19).</w:t>
       </w:r>
     </w:p>
     <w:p>
       <w:pPr>
-        <w:spacing w:before="120" w:after="0"/>
+        <w:pStyle w:val="ListBullet"/>
+        <w:spacing w:line="360" w:lineRule="auto" w:after="40"/>
+        <w:ind w:left="425"/>
+        <w:jc w:val="both"/>
       </w:pPr>
       <w:r>
         <w:rPr>
           <w:b/>
-          <w:color w:val="1F2A44"/>
-          <w:sz w:val="21"/>
+          <w:sz w:val="24"/>
         </w:rPr>
-        <w:t>CNH Industrial — Prácticas en Gestión de Proyectos</w:t>
+        <w:t xml:space="preserve">Frontend: </w:t>
+      </w:r>
+      <w:r>
+        <w:rPr>
+          <w:b w:val="0"/>
+          <w:sz w:val="24"/>
+        </w:rPr>
+        <w:t>portales Angular 17–20 (PrimeNG, TailwindCSS, ECharts/Chart.js, i18n), incluyendo Angular 20 con SSR; mantenimiento de un producto de gestión ganadera en Python/Django REST + Vue 3 con soporte simultáneo de Oracle, SQL Server y PostgreSQL.</w:t>
+      </w:r>
+    </w:p>
+    <w:p>
+      <w:pPr>
+        <w:pStyle w:val="ListBullet"/>
+        <w:spacing w:line="360" w:lineRule="auto" w:after="40"/>
+        <w:ind w:left="425"/>
+        <w:jc w:val="both"/>
+      </w:pPr>
+      <w:r>
+        <w:rPr>
+          <w:b/>
+          <w:sz w:val="24"/>
+        </w:rPr>
+        <w:t xml:space="preserve">CI/CD: </w:t>
+      </w:r>
+      <w:r>
+        <w:rPr>
+          <w:b w:val="0"/>
+          <w:sz w:val="24"/>
+        </w:rPr>
+        <w:t>pipelines GitHub Actions con despliegue del portal en Azure Static Web Apps en 3 ambientes; flujo Git DEV/HMG/PRD.</w:t>
+      </w:r>
+    </w:p>
+    <w:p>
+      <w:pPr>
+        <w:spacing w:before="200" w:after="40" w:line="240" w:lineRule="auto"/>
+        <w:jc w:val="left"/>
+      </w:pPr>
+      <w:r>
+        <w:rPr>
+          <w:b/>
+          <w:sz w:val="24"/>
+        </w:rPr>
+        <w:t>CNH Industrial — Pasantía en Gestión de Proyectos</w:t>
       </w:r>
       <w:r>
         <w:rPr>
           <w:i/>
-          <w:color w:val="6B7280"/>
-          <w:sz w:val="19"/>
+          <w:color w:val="444444"/>
+          <w:sz w:val="22"/>
         </w:rPr>
-        <w:t xml:space="preserve">   jun 2022 – jun 2024</w:t>
+        <w:t xml:space="preserve">   jun/2022 – jun/2024</w:t>
       </w:r>
     </w:p>
     <w:p>
       <w:pPr>
-        <w:spacing w:after="40"/>
+        <w:spacing w:after="80"/>
       </w:pPr>
       <w:r>
-        <w:t>Gestión de piezas en proyectos, desde el registro hasta la relación con proveedores. Desarrollo de tablas responsivas, macros y tablas dinámicas en Excel para optimizar el control y el análisis de datos.</w:t>
+        <w:rPr>
+          <w:b w:val="0"/>
+          <w:sz w:val="24"/>
+        </w:rPr>
+        <w:t>Gestión de piezas en proyectos, del registro a la relación con proveedores; automatización de control y análisis de datos con macros y tablas dinámicas.</w:t>
       </w:r>
     </w:p>
     <w:p>
       <w:pPr>
-        <w:spacing w:before="120" w:after="0"/>
+        <w:spacing w:before="200" w:after="40" w:line="240" w:lineRule="auto"/>
+        <w:jc w:val="left"/>
       </w:pPr>
       <w:r>
         <w:rPr>
           <w:b/>
-          <w:color w:val="1F2A44"/>
-          <w:sz w:val="21"/>
+          <w:sz w:val="24"/>
         </w:rPr>
-        <w:t>Elring Klinger — Prácticas en Kaizen</w:t>
+        <w:t>Elring Klinger — Pasantía en Kaizen</w:t>
       </w:r>
       <w:r>
         <w:rPr>
           <w:i/>
-          <w:color w:val="6B7280"/>
-          <w:sz w:val="19"/>
+          <w:color w:val="444444"/>
+          <w:sz w:val="22"/>
         </w:rPr>
-        <w:t xml:space="preserve">   mar 2022 – may 2022</w:t>
+        <w:t xml:space="preserve">   mar/2022 – may/2022</w:t>
       </w:r>
     </w:p>
     <w:p>
       <w:pPr>
-        <w:spacing w:after="40"/>
+        <w:spacing w:after="80"/>
       </w:pPr>
       <w:r>
-        <w:t>Seguimiento de solicitudes de Kaizen, del concepto a la implementación. Desarrollo de macros para automatizar la generación de informes para diversos sectores.</w:t>
+        <w:rPr>
+          <w:b w:val="0"/>
+          <w:sz w:val="24"/>
+        </w:rPr>
+        <w:t>Seguimiento de solicitudes Kaizen y automatización de la generación de informes para diversos sectores.</w:t>
       </w:r>
     </w:p>
     <w:p>
       <w:pPr>
-        <w:spacing w:before="200" w:after="60"/>
+        <w:spacing w:before="280" w:after="80" w:line="240" w:lineRule="auto"/>
+        <w:jc w:val="left"/>
         <w:pBdr>
-          <w:bottom w:val="single" w:sz="6" w:space="2" w:color="2E6BE6"/>
+          <w:bottom w:val="single" w:sz="6" w:space="2" w:color="1D4ED8"/>
         </w:pBdr>
       </w:pPr>
       <w:r>
         <w:rPr>
-          <w:rFonts w:ascii="Calibri" w:hAnsi="Calibri"/>
           <w:b/>
-          <w:color w:val="1F2A44"/>
-          <w:sz w:val="23"/>
+          <w:color w:val="1D4ED8"/>
+          <w:sz w:val="24"/>
         </w:rPr>
         <w:t>PROYECTOS PERSONALES</w:t>
       </w:r>
     </w:p>
     <w:p>
       <w:pPr>
-        <w:spacing w:after="40"/>
+        <w:spacing w:after="80"/>
       </w:pPr>
       <w:r>
-        <w:t>Aplicaciones full stack que desarrollé individualmente, del backend al frontend, infraestructura y despliegue, utilizando IA (KIMI y Claude en paralelo) como par de programación para arquitectura, implementación y revisión de código.</w:t>
+        <w:rPr>
+          <w:i/>
+          <w:sz w:val="24"/>
+        </w:rPr>
+        <w:t>Productos completos que concebí, desarrollé y opero solo en producción — backend, frontend, base de datos, CI/CD e infraestructura — usando IA (Claude y KIMI) como par de programación.</w:t>
       </w:r>
     </w:p>
     <w:p>
       <w:pPr>
-        <w:pStyle w:val="ListBullet"/>
-        <w:spacing w:after="20"/>
-        <w:ind w:left="283"/>
+        <w:spacing w:before="200" w:after="40" w:line="240" w:lineRule="auto"/>
+        <w:jc w:val="left"/>
       </w:pPr>
       <w:r>
         <w:rPr>
           <w:b/>
-          <w:color w:val="1F2A44"/>
+          <w:sz w:val="24"/>
         </w:rPr>
-        <w:t xml:space="preserve">Finance — </w:t>
-      </w:r>
-      <w:r>
-        <w:rPr>
-          <w:color w:val="444B57"/>
-        </w:rPr>
-        <w:t>Plataforma de gestión de finanzas personales (producto Monevas). Java 21 + Spring Boot, Angular + PrimeNG, PostgreSQL, con CI/CD y despliegue en VPS propia — detallada a continuación.</w:t>
-      </w:r>
-    </w:p>
-    <w:p>
-      <w:pPr>
-        <w:pStyle w:val="ListBullet"/>
-        <w:spacing w:after="20"/>
-        <w:ind w:left="283"/>
-      </w:pPr>
-      <w:r>
-        <w:rPr>
-          <w:b/>
-          <w:color w:val="1F2A44"/>
-        </w:rPr>
-        <w:t xml:space="preserve">Educa — </w:t>
-      </w:r>
-      <w:r>
-        <w:rPr>
-          <w:color w:val="444B57"/>
-        </w:rPr>
-        <w:t>Plataforma educativa. Backend Spring Boot y frontend Angular 21 (PrimeNG, TailwindCSS, Chart.js, editor Quill).</w:t>
-      </w:r>
-    </w:p>
-    <w:p>
-      <w:pPr>
-        <w:pStyle w:val="ListBullet"/>
-        <w:spacing w:after="20"/>
-        <w:ind w:left="283"/>
-      </w:pPr>
-      <w:r>
-        <w:rPr>
-          <w:b/>
-          <w:color w:val="1F2A44"/>
-        </w:rPr>
-        <w:t xml:space="preserve">Monitorame — </w:t>
-      </w:r>
-      <w:r>
-        <w:rPr>
-          <w:color w:val="444B57"/>
-        </w:rPr>
-        <w:t>Monitoreo y localización. Backend Spring Boot, frontend Angular con mapas (Leaflet) y aplicación móvil en Flutter.</w:t>
-      </w:r>
-    </w:p>
-    <w:p>
-      <w:pPr>
-        <w:pStyle w:val="ListBullet"/>
-        <w:spacing w:after="20"/>
-        <w:ind w:left="283"/>
-      </w:pPr>
-      <w:r>
-        <w:rPr>
-          <w:b/>
-          <w:color w:val="1F2A44"/>
-        </w:rPr>
-        <w:t xml:space="preserve">DB Modeler — </w:t>
-      </w:r>
-      <w:r>
-        <w:rPr>
-          <w:color w:val="444B57"/>
-        </w:rPr>
-        <w:t>Modelador visual de bases de datos en Go (Gin): ingeniería inversa y directa de SQL con generación de DDL, DBML y diagramas Mermaid (ER).</w:t>
-      </w:r>
-    </w:p>
-    <w:p>
-      <w:pPr>
-        <w:pStyle w:val="ListBullet"/>
-        <w:spacing w:after="20"/>
-        <w:ind w:left="283"/>
-      </w:pPr>
-      <w:r>
-        <w:rPr>
-          <w:b/>
-          <w:color w:val="1F2A44"/>
-        </w:rPr>
-        <w:t xml:space="preserve">Device Manager — </w:t>
-      </w:r>
-      <w:r>
-        <w:rPr>
-          <w:color w:val="444B57"/>
-        </w:rPr>
-        <w:t>Gestión y localización de dispositivos. Backend Java 21 + Spring Boot y frontend Flutter multiplataforma.</w:t>
-      </w:r>
-    </w:p>
-    <w:p>
-      <w:pPr>
-        <w:pStyle w:val="ListBullet"/>
-        <w:spacing w:after="20"/>
-        <w:ind w:left="283"/>
-      </w:pPr>
-      <w:r>
-        <w:rPr>
-          <w:b/>
-          <w:color w:val="1F2A44"/>
-        </w:rPr>
-        <w:t xml:space="preserve">Git Manager — </w:t>
-      </w:r>
-      <w:r>
-        <w:rPr>
-          <w:color w:val="444B57"/>
-        </w:rPr>
-        <w:t>Gestor local de repositorios Git. Backend Java (Javalin + JGit) y frontend Flutter Desktop.</w:t>
-      </w:r>
-    </w:p>
-    <w:p>
-      <w:pPr>
-        <w:pStyle w:val="ListBullet"/>
-        <w:spacing w:after="20"/>
-        <w:ind w:left="283"/>
-      </w:pPr>
-      <w:r>
-        <w:rPr>
-          <w:b/>
-          <w:color w:val="1F2A44"/>
-        </w:rPr>
-        <w:t xml:space="preserve">Aprenda — </w:t>
-      </w:r>
-      <w:r>
-        <w:rPr>
-          <w:color w:val="444B57"/>
-        </w:rPr>
-        <w:t>Ruta de cursos técnicos propios (Linux, Docker, Go, Python, SQL/PostgreSQL, Frontend, AWS, Kubernetes, Redes, Seguridad, IoT, Java y DevOps).</w:t>
-      </w:r>
-    </w:p>
-    <w:p>
-      <w:pPr>
-        <w:spacing w:before="200" w:after="60"/>
-        <w:pBdr>
-          <w:bottom w:val="single" w:sz="6" w:space="2" w:color="2E6BE6"/>
-        </w:pBdr>
-      </w:pPr>
-      <w:r>
-        <w:rPr>
-          <w:rFonts w:ascii="Calibri" w:hAnsi="Calibri"/>
-          <w:b/>
-          <w:color w:val="1F2A44"/>
-          <w:sz w:val="23"/>
-        </w:rPr>
-        <w:t>EJEMPLO PRÁCTICO DE PROYECTO PERSONAL</w:t>
-      </w:r>
-    </w:p>
-    <w:p>
-      <w:pPr>
-        <w:spacing w:before="120" w:after="0"/>
-      </w:pPr>
-      <w:r>
-        <w:rPr>
-          <w:b/>
-          <w:color w:val="1F2A44"/>
-          <w:sz w:val="21"/>
-        </w:rPr>
-        <w:t>Finance (Monevas) — Plataforma de gestión de finanzas personales</w:t>
+        <w:t>Monevas — finanzas personales y análisis de inversiones</w:t>
       </w:r>
       <w:r>
         <w:rPr>
           <w:i/>
-          <w:color w:val="6B7280"/>
-          <w:sz w:val="19"/>
+          <w:color w:val="444444"/>
+          <w:sz w:val="22"/>
         </w:rPr>
         <w:t xml:space="preserve">   hmg.monevas.com</w:t>
       </w:r>
     </w:p>
     <w:p>
       <w:pPr>
-        <w:spacing w:after="40"/>
+        <w:pStyle w:val="ListBullet"/>
+        <w:spacing w:line="360" w:lineRule="auto" w:after="40"/>
+        <w:ind w:left="425"/>
+        <w:jc w:val="both"/>
       </w:pPr>
       <w:r>
-        <w:t>Producto completo de finanzas personales, concebido, desarrollado y operado íntegramente por mí — backend, frontend, base de datos, CI/CD e infraestructura propia.</w:t>
+        <w:rPr>
+          <w:b/>
+          <w:sz w:val="24"/>
+        </w:rPr>
+        <w:t xml:space="preserve">Backend: </w:t>
+      </w:r>
+      <w:r>
+        <w:rPr>
+          <w:b w:val="0"/>
+          <w:sz w:val="24"/>
+        </w:rPr>
+        <w:t>Java 21 + Spring Boot en monolito modular Maven con 8 módulos y ~120 migraciones Flyway (Hibernate en validate); JWT + 2FA por correo, cifrado AES-GCM de datos sensibles en reposo, rate limiting propio con trusted proxies y protecciones anti-slowloris.</w:t>
       </w:r>
     </w:p>
     <w:p>
       <w:pPr>
         <w:pStyle w:val="ListBullet"/>
-        <w:spacing w:after="20"/>
-        <w:ind w:left="283"/>
+        <w:spacing w:line="360" w:lineRule="auto" w:after="40"/>
+        <w:ind w:left="425"/>
+        <w:jc w:val="both"/>
       </w:pPr>
       <w:r>
         <w:rPr>
           <w:b/>
-          <w:color w:val="1F2A44"/>
+          <w:sz w:val="24"/>
         </w:rPr>
-        <w:t xml:space="preserve">Backend: </w:t>
+        <w:t xml:space="preserve">Ingesta de mercado: </w:t>
       </w:r>
       <w:r>
         <w:rPr>
-          <w:color w:val="444B57"/>
+          <w:b w:val="0"/>
+          <w:sz w:val="24"/>
         </w:rPr>
-        <w:t>Java 21 + Spring Boot 3.3.5 como monolito modular Maven (módulos de auth, usuarios, cuentas/transacciones bancarias, inversiones, planificación, informes, notificaciones e IA), exponiendo APIs REST.</w:t>
+        <w:t>servicio Python (FastAPI) que recolecta B3, CVM y Yahoo Finance — cotizaciones, dividendos, estados financieros y FIIs — en una base con 8,9 millones de velas; throttling global y retry con backoff contra rate limits.</w:t>
       </w:r>
     </w:p>
     <w:p>
       <w:pPr>
         <w:pStyle w:val="ListBullet"/>
-        <w:spacing w:after="20"/>
-        <w:ind w:left="283"/>
+        <w:spacing w:line="360" w:lineRule="auto" w:after="40"/>
+        <w:ind w:left="425"/>
+        <w:jc w:val="both"/>
       </w:pPr>
       <w:r>
         <w:rPr>
           <w:b/>
-          <w:color w:val="1F2A44"/>
+          <w:sz w:val="24"/>
+        </w:rPr>
+        <w:t xml:space="preserve">Análisis: </w:t>
+      </w:r>
+      <w:r>
+        <w:rPr>
+          <w:b w:val="0"/>
+          <w:sz w:val="24"/>
+        </w:rPr>
+        <w:t>aplicación de escritorio nativa (PySide6 + pyqtgraph) en 4 capas con enforcement por pruebas; 5 métodos de valuación, screener y score por percentil; autenticación delegada al backend.</w:t>
+      </w:r>
+    </w:p>
+    <w:p>
+      <w:pPr>
+        <w:pStyle w:val="ListBullet"/>
+        <w:spacing w:line="360" w:lineRule="auto" w:after="40"/>
+        <w:ind w:left="425"/>
+        <w:jc w:val="both"/>
+      </w:pPr>
+      <w:r>
+        <w:rPr>
+          <w:b/>
+          <w:sz w:val="24"/>
         </w:rPr>
         <w:t xml:space="preserve">Frontend: </w:t>
       </w:r>
       <w:r>
         <w:rPr>
-          <w:color w:val="444B57"/>
+          <w:b w:val="0"/>
+          <w:sz w:val="24"/>
         </w:rPr>
-        <w:t>Angular + PrimeNG con internacionalización (pt-BR, inglés y español) y build separado por entorno.</w:t>
+        <w:t>Angular 21 + PrimeNG, i18n (pt/en/es), pruebas Vitest como gate de build, despliegue en Vercel.</w:t>
       </w:r>
     </w:p>
     <w:p>
       <w:pPr>
         <w:pStyle w:val="ListBullet"/>
-        <w:spacing w:after="20"/>
-        <w:ind w:left="283"/>
+        <w:spacing w:line="360" w:lineRule="auto" w:after="40"/>
+        <w:ind w:left="425"/>
+        <w:jc w:val="both"/>
       </w:pPr>
       <w:r>
         <w:rPr>
           <w:b/>
-          <w:color w:val="1F2A44"/>
+          <w:sz w:val="24"/>
         </w:rPr>
-        <w:t xml:space="preserve">Datos: </w:t>
+        <w:t xml:space="preserve">Infra/CI: </w:t>
       </w:r>
       <w:r>
         <w:rPr>
-          <w:color w:val="444B57"/>
+          <w:b w:val="0"/>
+          <w:sz w:val="24"/>
         </w:rPr>
-        <w:t>PostgreSQL con migraciones versionadas mediante Flyway (Hibernate en modo validate, sin auto-DDL), garantizando una evolución previsible del esquema.</w:t>
+        <w:t>GitHub Actions → GHCR → Watchtower en el VPS (despliegue pull-based, GitHub nunca accede al servidor); Cloudflare Tunnel en el borde; ambiente real de homologación antes de producción.</w:t>
       </w:r>
     </w:p>
     <w:p>
       <w:pPr>
         <w:pStyle w:val="ListBullet"/>
-        <w:spacing w:after="20"/>
-        <w:ind w:left="283"/>
+        <w:spacing w:line="360" w:lineRule="auto" w:after="40"/>
+        <w:ind w:left="425"/>
+        <w:jc w:val="both"/>
       </w:pPr>
       <w:r>
         <w:rPr>
           <w:b/>
-          <w:color w:val="1F2A44"/>
+          <w:sz w:val="24"/>
         </w:rPr>
-        <w:t xml:space="preserve">Seguridad: </w:t>
+        <w:t xml:space="preserve">Desafíos resueltos: </w:t>
       </w:r>
       <w:r>
         <w:rPr>
-          <w:color w:val="444B57"/>
+          <w:b w:val="0"/>
+          <w:sz w:val="24"/>
         </w:rPr>
-        <w:t>Spring Security con autenticación JWT (JJWT), roles/permisos y cifrado de datos sensibles.</w:t>
+        <w:t>OOMKill (exit 137) de la JVM en un VPS de 4 GB durante la sincronización de precios, resuelto con límites de memoria por contenedor y ajuste de MaxRAMPercentage; dependencia yfinance fijada tras columnas que se volvían NULL silenciosamente; diagnóstico de un bucle de reinicio silencioso de Watchtower (incompatibilidad de Docker API) que interrumpía los despliegues.</w:t>
+      </w:r>
+    </w:p>
+    <w:p>
+      <w:pPr>
+        <w:spacing w:before="200" w:after="40" w:line="240" w:lineRule="auto"/>
+        <w:jc w:val="left"/>
+      </w:pPr>
+      <w:r>
+        <w:rPr>
+          <w:b/>
+          <w:sz w:val="24"/>
+        </w:rPr>
+        <w:t>Lingua — aprendizaje de idiomas con repetición espaciada</w:t>
       </w:r>
     </w:p>
     <w:p>
       <w:pPr>
         <w:pStyle w:val="ListBullet"/>
-        <w:spacing w:after="20"/>
-        <w:ind w:left="283"/>
+        <w:spacing w:line="360" w:lineRule="auto" w:after="40"/>
+        <w:ind w:left="425"/>
+        <w:jc w:val="both"/>
       </w:pPr>
       <w:r>
         <w:rPr>
-          <w:b/>
-          <w:color w:val="1F2A44"/>
+          <w:b w:val="0"/>
+          <w:sz w:val="24"/>
         </w:rPr>
-        <w:t xml:space="preserve">Integraciones: </w:t>
-      </w:r>
-      <w:r>
-        <w:rPr>
-          <w:color w:val="444B57"/>
-        </w:rPr>
-        <w:t>Integración con una API de mercado financiero (brapi) para cotizaciones y datos de activos de bolsa.</w:t>
+        <w:t>Backend Java 21 + Spring Boot + PostgreSQL; clientes de escritorio (Electron/Wayland) y Android (Capacitor); síntesis de voz (edge-tts) y reconocimiento de voz (Whisper) en CPU dentro del contenedor.</w:t>
       </w:r>
     </w:p>
     <w:p>
       <w:pPr>
         <w:pStyle w:val="ListBullet"/>
-        <w:spacing w:after="20"/>
-        <w:ind w:left="283"/>
+        <w:spacing w:line="360" w:lineRule="auto" w:after="40"/>
+        <w:ind w:left="425"/>
+        <w:jc w:val="both"/>
       </w:pPr>
       <w:r>
         <w:rPr>
           <w:b/>
-          <w:color w:val="1F2A44"/>
+          <w:sz w:val="24"/>
         </w:rPr>
-        <w:t xml:space="preserve">CI/CD: </w:t>
+        <w:t xml:space="preserve">Motor de repetición espaciada portado de JavaScript a Java </w:t>
       </w:r>
       <w:r>
         <w:rPr>
-          <w:color w:val="444B57"/>
+          <w:b w:val="0"/>
+          <w:sz w:val="24"/>
         </w:rPr>
-        <w:t>GitHub Actions construyendo la imagen Docker y publicándola en el GitHub Container Registry (GHCR); frontend con despliegue automático en Vercel.</w:t>
+        <w:t>con pruebas diferenciales (200 trayectorias comparadas bit a bit contra el motor original); parámetros elegidos por simulación de alumno sintético con ablación — retención a 7 días de 81% vs 7% en la peor configuración.</w:t>
       </w:r>
     </w:p>
     <w:p>
       <w:pPr>
         <w:pStyle w:val="ListBullet"/>
-        <w:spacing w:after="20"/>
-        <w:ind w:left="283"/>
+        <w:spacing w:line="360" w:lineRule="auto" w:after="40"/>
+        <w:ind w:left="425"/>
+        <w:jc w:val="both"/>
       </w:pPr>
       <w:r>
         <w:rPr>
-          <w:b/>
-          <w:color w:val="1F2A44"/>
+          <w:b w:val="0"/>
+          <w:sz w:val="24"/>
         </w:rPr>
-        <w:t xml:space="preserve">Infra y despliegue: </w:t>
-      </w:r>
-      <w:r>
-        <w:rPr>
-          <w:color w:val="444B57"/>
-        </w:rPr>
-        <w:t>Servidor VPS personal Debian con Docker. Backend y PostgreSQL en contenedores sobre una red Docker compartida, con Watchtower actualizando automáticamente la imagen publicada, healthcheck vía Spring Actuator y logs rotados. Entorno de homologación real en hmg.monevas.com / api-hmg.monevas.com antes de promover a producción.</w:t>
+        <w:t>Integración multi-proveedor de IA en el cliente (Anthropic, OpenAI, Gemini) con salida estructurada; búsqueda de letras y metadatos (LRCLIB, Deezer) con candidatas en paralelo usando virtual threads.</w:t>
       </w:r>
     </w:p>
     <w:p>
       <w:pPr>
         <w:pStyle w:val="ListBullet"/>
-        <w:spacing w:after="20"/>
-        <w:ind w:left="283"/>
+        <w:spacing w:line="360" w:lineRule="auto" w:after="40"/>
+        <w:ind w:left="425"/>
+        <w:jc w:val="both"/>
       </w:pPr>
       <w:r>
         <w:rPr>
           <w:b/>
-          <w:color w:val="1F2A44"/>
+          <w:sz w:val="24"/>
         </w:rPr>
         <w:t xml:space="preserve">Desafíos resueltos: </w:t>
       </w:r>
       <w:r>
         <w:rPr>
-          <w:color w:val="444B57"/>
+          <w:b w:val="0"/>
+          <w:sz w:val="24"/>
         </w:rPr>
-        <w:t>Configurar la infraestructura desde cero (red Docker, exposición segura de puertos solo en localhost detrás de un proxy, CORS por entorno, gestión de secretos vía .env fuera del control de versiones), depurar la comunicación entre contenedores (resolución de host por nombre de servicio, no localhost) y mantener la separación dev/hmg/prd para validar cada cambio antes de salir a producción.</w:t>
+        <w:t>falla silenciosa de permisos de uid en un volumen Docker transformada en error de build con smoke tests en la imagen; sincronización de miles de audios entre dispositivos vía catálogo, manifiesto y reconciliación.</w:t>
       </w:r>
     </w:p>
     <w:p>
       <w:pPr>
-        <w:spacing w:before="200" w:after="60"/>
+        <w:spacing w:before="200" w:after="40" w:line="240" w:lineRule="auto"/>
+        <w:jc w:val="left"/>
+      </w:pPr>
+      <w:r>
+        <w:rPr>
+          <w:b/>
+          <w:sz w:val="24"/>
+        </w:rPr>
+        <w:t>Monitorame — logística: flotas, envíos, sensores y rutas</w:t>
+      </w:r>
+    </w:p>
+    <w:p>
+      <w:pPr>
+        <w:pStyle w:val="ListBullet"/>
+        <w:spacing w:line="360" w:lineRule="auto" w:after="40"/>
+        <w:ind w:left="425"/>
+        <w:jc w:val="both"/>
+      </w:pPr>
+      <w:r>
+        <w:rPr>
+          <w:b/>
+          <w:sz w:val="24"/>
+        </w:rPr>
+        <w:t xml:space="preserve">Monolito modular Spring Boot 3.5 con 15 módulos Maven </w:t>
+      </w:r>
+      <w:r>
+        <w:rPr>
+          <w:b w:val="0"/>
+          <w:sz w:val="24"/>
+        </w:rPr>
+        <w:t>y grafo de dependencias acíclico; comunicación entre módulos por eventos de dominio Spring; soft delete en todos los recursos.</w:t>
+      </w:r>
+    </w:p>
+    <w:p>
+      <w:pPr>
+        <w:pStyle w:val="ListBullet"/>
+        <w:spacing w:line="360" w:lineRule="auto" w:after="40"/>
+        <w:ind w:left="425"/>
+        <w:jc w:val="both"/>
+      </w:pPr>
+      <w:r>
+        <w:rPr>
+          <w:b w:val="0"/>
+          <w:sz w:val="24"/>
+        </w:rPr>
+        <w:t>Ruteo con OSRM (matriz de distancias + rutas), fallback determinístico haversine y optimización de paradas por vecino-más-cercano + 2-opt; frontend Angular 22 + Leaflet.</w:t>
+      </w:r>
+    </w:p>
+    <w:p>
+      <w:pPr>
+        <w:pStyle w:val="ListBullet"/>
+        <w:spacing w:line="360" w:lineRule="auto" w:after="40"/>
+        <w:ind w:left="425"/>
+        <w:jc w:val="both"/>
+      </w:pPr>
+      <w:r>
+        <w:rPr>
+          <w:b/>
+          <w:sz w:val="24"/>
+        </w:rPr>
+        <w:t xml:space="preserve">Calidad: </w:t>
+      </w:r>
+      <w:r>
+        <w:rPr>
+          <w:b w:val="0"/>
+          <w:sz w:val="24"/>
+        </w:rPr>
+        <w:t>CI en 3 jobs — backend con Testcontainers (PostgreSQL real), frontend, e2e Playwright; compose en 3 etapas con healthchecks encadenados y Nginx como proxy de /api (elimina CORS y URL de API en el bundle).</w:t>
+      </w:r>
+    </w:p>
+    <w:p>
+      <w:pPr>
+        <w:spacing w:before="200" w:after="40" w:line="240" w:lineRule="auto"/>
+        <w:jc w:val="left"/>
+      </w:pPr>
+      <w:r>
+        <w:rPr>
+          <w:b/>
+          <w:sz w:val="24"/>
+        </w:rPr>
+        <w:t>Activity Manager — registro de tiempo con clasificación por IA (Linux)</w:t>
+      </w:r>
+    </w:p>
+    <w:p>
+      <w:pPr>
+        <w:pStyle w:val="ListBullet"/>
+        <w:spacing w:line="360" w:lineRule="auto" w:after="40"/>
+        <w:ind w:left="425"/>
+        <w:jc w:val="both"/>
+      </w:pPr>
+      <w:r>
+        <w:rPr>
+          <w:b w:val="0"/>
+          <w:sz w:val="24"/>
+        </w:rPr>
+        <w:t>Electron integrado al compositor Hyprland/Wayland (atajos globales y captura de ventanas/inactividad vía socket de eventos); backend Spring Boot + PostgreSQL.</w:t>
+      </w:r>
+    </w:p>
+    <w:p>
+      <w:pPr>
+        <w:pStyle w:val="ListBullet"/>
+        <w:spacing w:line="360" w:lineRule="auto" w:after="40"/>
+        <w:ind w:left="425"/>
+        <w:jc w:val="both"/>
+      </w:pPr>
+      <w:r>
+        <w:rPr>
+          <w:b/>
+          <w:sz w:val="24"/>
+        </w:rPr>
+        <w:t xml:space="preserve">Clasificación en 4 etapas </w:t>
+      </w:r>
+      <w:r>
+        <w:rPr>
+          <w:b w:val="0"/>
+          <w:sz w:val="24"/>
+        </w:rPr>
+        <w:t>(inactivo → reglas → caché → cola de IA): el servidor encola tareas y los dispositivos hacen polling de salida (funciona detrás de NAT), ejecutando el modelo localmente (Ollama/Claude); categorías garantizadas por enum en el esquema de salida estructurada; el servidor nunca ve títulos de ventana — privacidad por arquitectura.</w:t>
+      </w:r>
+    </w:p>
+    <w:p>
+      <w:pPr>
+        <w:spacing w:before="200" w:after="40" w:line="240" w:lineRule="auto"/>
+        <w:jc w:val="left"/>
+      </w:pPr>
+      <w:r>
+        <w:rPr>
+          <w:b/>
+          <w:sz w:val="24"/>
+        </w:rPr>
+        <w:t>Educa — portal académico multiperfil</w:t>
+      </w:r>
+    </w:p>
+    <w:p>
+      <w:pPr>
+        <w:spacing w:after="80"/>
+      </w:pPr>
+      <w:r>
+        <w:rPr>
+          <w:b w:val="0"/>
+          <w:sz w:val="24"/>
+        </w:rPr>
+        <w:t>Spring Boot 3.5 + PostgreSQL + Flyway; Angular 21 + PrimeNG + Tailwind; dashboards (Chart.js) para alumno, profesor e institución en 23 pantallas; JWT; 3 ambientes.</w:t>
+      </w:r>
+    </w:p>
+    <w:p>
+      <w:pPr>
+        <w:spacing w:before="200" w:after="40" w:line="240" w:lineRule="auto"/>
+        <w:jc w:val="left"/>
+      </w:pPr>
+      <w:r>
+        <w:rPr>
+          <w:b/>
+          <w:sz w:val="24"/>
+        </w:rPr>
+        <w:t>Otros proyectos</w:t>
+      </w:r>
+    </w:p>
+    <w:p>
+      <w:pPr>
+        <w:pStyle w:val="ListBullet"/>
+        <w:spacing w:line="360" w:lineRule="auto" w:after="40"/>
+        <w:ind w:left="425"/>
+        <w:jc w:val="both"/>
+      </w:pPr>
+      <w:r>
+        <w:rPr>
+          <w:b/>
+          <w:sz w:val="24"/>
+        </w:rPr>
+        <w:t xml:space="preserve">mail-reader </w:t>
+      </w:r>
+      <w:r>
+        <w:rPr>
+          <w:b w:val="0"/>
+          <w:sz w:val="24"/>
+        </w:rPr>
+        <w:t>— cliente de correo de escritorio (Electron) con Gmail API y Microsoft Graph vía OAuth; tokens cifrados en el llavero del SO.</w:t>
+      </w:r>
+    </w:p>
+    <w:p>
+      <w:pPr>
+        <w:pStyle w:val="ListBullet"/>
+        <w:spacing w:line="360" w:lineRule="auto" w:after="40"/>
+        <w:ind w:left="425"/>
+        <w:jc w:val="both"/>
+      </w:pPr>
+      <w:r>
+        <w:rPr>
+          <w:b/>
+          <w:sz w:val="24"/>
+        </w:rPr>
+        <w:t xml:space="preserve">Farol </w:t>
+      </w:r>
+      <w:r>
+        <w:rPr>
+          <w:b w:val="0"/>
+          <w:sz w:val="24"/>
+        </w:rPr>
+        <w:t>— ubicación familiar self-hosted: Node/Express + Socket.IO + PostgreSQL/PostGIS (geocercas con ST_DWithin), PWA Leaflet, integración con OwnTracks.</w:t>
+      </w:r>
+    </w:p>
+    <w:p>
+      <w:pPr>
+        <w:pStyle w:val="ListBullet"/>
+        <w:spacing w:line="360" w:lineRule="auto" w:after="40"/>
+        <w:ind w:left="425"/>
+        <w:jc w:val="both"/>
+      </w:pPr>
+      <w:r>
+        <w:rPr>
+          <w:b/>
+          <w:sz w:val="24"/>
+        </w:rPr>
+        <w:t xml:space="preserve">git-manager </w:t>
+      </w:r>
+      <w:r>
+        <w:rPr>
+          <w:b w:val="0"/>
+          <w:sz w:val="24"/>
+        </w:rPr>
+        <w:t>— cliente Git de escritorio (Electron + simple-git) con grafo de commits y staging visual.</w:t>
+      </w:r>
+    </w:p>
+    <w:p>
+      <w:pPr>
+        <w:pStyle w:val="ListBullet"/>
+        <w:spacing w:line="360" w:lineRule="auto" w:after="40"/>
+        <w:ind w:left="425"/>
+        <w:jc w:val="both"/>
+      </w:pPr>
+      <w:r>
+        <w:rPr>
+          <w:b/>
+          <w:sz w:val="24"/>
+        </w:rPr>
+        <w:t xml:space="preserve">terminal-animado </w:t>
+      </w:r>
+      <w:r>
+        <w:rPr>
+          <w:b w:val="0"/>
+          <w:sz w:val="24"/>
+        </w:rPr>
+        <w:t>— extensión de VS Code publicada; animaciones optimizadas por medición real de CPU (62% → ~1% de un núcleo moviendo todo a transform/opacity en GPU).</w:t>
+      </w:r>
+    </w:p>
+    <w:p>
+      <w:pPr>
+        <w:pStyle w:val="ListBullet"/>
+        <w:spacing w:line="360" w:lineRule="auto" w:after="40"/>
+        <w:ind w:left="425"/>
+        <w:jc w:val="both"/>
+      </w:pPr>
+      <w:r>
+        <w:rPr>
+          <w:b/>
+          <w:sz w:val="24"/>
+        </w:rPr>
+        <w:t xml:space="preserve">Observatorio de salud </w:t>
+      </w:r>
+      <w:r>
+        <w:rPr>
+          <w:b w:val="0"/>
+          <w:sz w:val="24"/>
+        </w:rPr>
+        <w:t>— pipeline de datos públicos DATASUS (SIM/SINASC/SIH/CNES): Python + DuckDB/Parquet, decodificación del formato .DBC y análisis SQL epidemiológicos.</w:t>
+      </w:r>
+    </w:p>
+    <w:p>
+      <w:pPr>
+        <w:spacing w:before="280" w:after="80" w:line="240" w:lineRule="auto"/>
+        <w:jc w:val="left"/>
         <w:pBdr>
-          <w:bottom w:val="single" w:sz="6" w:space="2" w:color="2E6BE6"/>
+          <w:bottom w:val="single" w:sz="6" w:space="2" w:color="1D4ED8"/>
         </w:pBdr>
       </w:pPr>
       <w:r>
         <w:rPr>
-          <w:rFonts w:ascii="Calibri" w:hAnsi="Calibri"/>
           <w:b/>
-          <w:color w:val="1F2A44"/>
-          <w:sz w:val="23"/>
+          <w:color w:val="1D4ED8"/>
+          <w:sz w:val="24"/>
         </w:rPr>
         <w:t>COMPETENCIAS TÉCNICAS</w:t>
       </w:r>
     </w:p>
     <w:p>
       <w:pPr>
-        <w:spacing w:after="40"/>
-        <w:ind w:left="113"/>
+        <w:pStyle w:val="ListBullet"/>
+        <w:spacing w:line="360" w:lineRule="auto" w:after="40"/>
+        <w:ind w:left="425"/>
+        <w:jc w:val="both"/>
       </w:pPr>
       <w:r>
         <w:rPr>
           <w:b/>
-          <w:color w:val="1F2A44"/>
+          <w:sz w:val="24"/>
         </w:rPr>
-        <w:t xml:space="preserve">Lenguajes:  </w:t>
+        <w:t xml:space="preserve">Lenguajes: </w:t>
       </w:r>
       <w:r>
         <w:rPr>
-          <w:color w:val="444B57"/>
+          <w:b w:val="0"/>
+          <w:sz w:val="24"/>
         </w:rPr>
-        <w:t>Java (avanzado), Python (intermedio), TypeScript/JavaScript, Dart, Go, SQL</w:t>
+        <w:t>Java (avanzado) · TypeScript/JavaScript · Python · SQL · Go · Dart</w:t>
       </w:r>
     </w:p>
     <w:p>
       <w:pPr>
-        <w:spacing w:after="40"/>
-        <w:ind w:left="113"/>
+        <w:pStyle w:val="ListBullet"/>
+        <w:spacing w:line="360" w:lineRule="auto" w:after="40"/>
+        <w:ind w:left="425"/>
+        <w:jc w:val="both"/>
       </w:pPr>
       <w:r>
         <w:rPr>
           <w:b/>
-          <w:color w:val="1F2A44"/>
+          <w:sz w:val="24"/>
         </w:rPr>
-        <w:t xml:space="preserve">Backend:  </w:t>
+        <w:t xml:space="preserve">Backend: </w:t>
       </w:r>
       <w:r>
         <w:rPr>
-          <w:color w:val="444B57"/>
+          <w:b w:val="0"/>
+          <w:sz w:val="24"/>
         </w:rPr>
-        <w:t>Spring Boot, Spring Cloud (Gateway, Eureka), APIs REST, JWT, microservicios, Javalin, Django REST Framework, Gin</w:t>
+        <w:t>Spring Boot 2/3 · Spring Cloud (Gateway, Eureka, OpenFeign) · Spring Security (JWT, OAuth2) · APIs REST · JPA/Hibernate · FastAPI · Django REST · Node/Express · Socket.IO/WebSocket</w:t>
       </w:r>
     </w:p>
     <w:p>
       <w:pPr>
-        <w:spacing w:after="40"/>
-        <w:ind w:left="113"/>
+        <w:pStyle w:val="ListBullet"/>
+        <w:spacing w:line="360" w:lineRule="auto" w:after="40"/>
+        <w:ind w:left="425"/>
+        <w:jc w:val="both"/>
       </w:pPr>
       <w:r>
         <w:rPr>
           <w:b/>
-          <w:color w:val="1F2A44"/>
+          <w:sz w:val="24"/>
         </w:rPr>
-        <w:t xml:space="preserve">Frontend:  </w:t>
+        <w:t xml:space="preserve">Mensajería y asincronía: </w:t>
       </w:r>
       <w:r>
         <w:rPr>
-          <w:color w:val="444B57"/>
+          <w:b w:val="0"/>
+          <w:sz w:val="24"/>
         </w:rPr>
-        <w:t>Angular, PrimeNG, TailwindCSS, RxJS, Flutter (móvil / escritorio / web)</w:t>
+        <w:t>RabbitMQ · eventos de dominio Spring · colas de tareas con polling · @Scheduled/cron · virtual threads (Java 21)</w:t>
       </w:r>
     </w:p>
     <w:p>
       <w:pPr>
-        <w:spacing w:after="40"/>
-        <w:ind w:left="113"/>
+        <w:pStyle w:val="ListBullet"/>
+        <w:spacing w:line="360" w:lineRule="auto" w:after="40"/>
+        <w:ind w:left="425"/>
+        <w:jc w:val="both"/>
       </w:pPr>
       <w:r>
         <w:rPr>
           <w:b/>
-          <w:color w:val="1F2A44"/>
+          <w:sz w:val="24"/>
         </w:rPr>
-        <w:t xml:space="preserve">Base de Datos:  </w:t>
+        <w:t xml:space="preserve">Frontend: </w:t>
       </w:r>
       <w:r>
         <w:rPr>
-          <w:color w:val="444B57"/>
+          <w:b w:val="0"/>
+          <w:sz w:val="24"/>
         </w:rPr>
-        <w:t>PostgreSQL — modelado, creación de tablas y optimización de consultas</w:t>
+        <w:t>Angular 17–22 (PrimeNG, TailwindCSS, RxJS, SSR) · Vue 3 · Electron · Flutter · Capacitor</w:t>
       </w:r>
     </w:p>
     <w:p>
       <w:pPr>
-        <w:spacing w:after="40"/>
-        <w:ind w:left="113"/>
+        <w:pStyle w:val="ListBullet"/>
+        <w:spacing w:line="360" w:lineRule="auto" w:after="40"/>
+        <w:ind w:left="425"/>
+        <w:jc w:val="both"/>
       </w:pPr>
       <w:r>
         <w:rPr>
           <w:b/>
-          <w:color w:val="1F2A44"/>
+          <w:sz w:val="24"/>
         </w:rPr>
-        <w:t xml:space="preserve">DevOps e Infra:  </w:t>
+        <w:t xml:space="preserve">Bases de datos: </w:t>
       </w:r>
       <w:r>
         <w:rPr>
-          <w:color w:val="444B57"/>
+          <w:b w:val="0"/>
+          <w:sz w:val="24"/>
         </w:rPr>
-        <w:t>Git (DEV/HMG/PRD), Docker y Docker Compose, CI/CD (GitHub Actions, GHCR), Vercel, VPS Debian/Linux, Flyway, Maven</w:t>
+        <w:t>PostgreSQL (+ PostGIS) · Oracle · SQL Server · modelado y optimización de consultas · Flyway · DuckDB/Parquet</w:t>
       </w:r>
     </w:p>
     <w:p>
       <w:pPr>
-        <w:spacing w:after="40"/>
-        <w:ind w:left="113"/>
+        <w:pStyle w:val="ListBullet"/>
+        <w:spacing w:line="360" w:lineRule="auto" w:after="40"/>
+        <w:ind w:left="425"/>
+        <w:jc w:val="both"/>
       </w:pPr>
       <w:r>
         <w:rPr>
           <w:b/>
-          <w:color w:val="1F2A44"/>
+          <w:sz w:val="24"/>
         </w:rPr>
-        <w:t xml:space="preserve">IA en el desarrollo:  </w:t>
+        <w:t xml:space="preserve">DevOps e Infra: </w:t>
       </w:r>
       <w:r>
         <w:rPr>
-          <w:color w:val="444B57"/>
+          <w:b w:val="0"/>
+          <w:sz w:val="24"/>
         </w:rPr>
-        <w:t>Uso simultáneo de KIMI y Claude para codificación, revisión de código, depuración y arquitectura</w:t>
+        <w:t>Docker/Compose · GitHub Actions · GHCR · Watchtower · Cloudflare Tunnel · Nginx · Linux/VPS · Vercel · Azure Static Web Apps · Prometheus/Actuator</w:t>
       </w:r>
     </w:p>
     <w:p>
       <w:pPr>
-        <w:spacing w:before="200" w:after="60"/>
+        <w:pStyle w:val="ListBullet"/>
+        <w:spacing w:line="360" w:lineRule="auto" w:after="40"/>
+        <w:ind w:left="425"/>
+        <w:jc w:val="both"/>
+      </w:pPr>
+      <w:r>
+        <w:rPr>
+          <w:b/>
+          <w:sz w:val="24"/>
+        </w:rPr>
+        <w:t xml:space="preserve">Pruebas: </w:t>
+      </w:r>
+      <w:r>
+        <w:rPr>
+          <w:b w:val="0"/>
+          <w:sz w:val="24"/>
+        </w:rPr>
+        <w:t>JUnit · Testcontainers · Playwright (e2e) · Vitest · pruebas diferenciales y de carga</w:t>
+      </w:r>
+    </w:p>
+    <w:p>
+      <w:pPr>
+        <w:pStyle w:val="ListBullet"/>
+        <w:spacing w:line="360" w:lineRule="auto" w:after="40"/>
+        <w:ind w:left="425"/>
+        <w:jc w:val="both"/>
+      </w:pPr>
+      <w:r>
+        <w:rPr>
+          <w:b/>
+          <w:sz w:val="24"/>
+        </w:rPr>
+        <w:t xml:space="preserve">IA aplicada: </w:t>
+      </w:r>
+      <w:r>
+        <w:rPr>
+          <w:b w:val="0"/>
+          <w:sz w:val="24"/>
+        </w:rPr>
+        <w:t>integración de LLMs (Anthropic, OpenAI, Gemini) con salida estructurada · RPA (Selenium) · IA como par de programación (Claude, KIMI)</w:t>
+      </w:r>
+    </w:p>
+    <w:p>
+      <w:pPr>
+        <w:spacing w:before="280" w:after="80" w:line="240" w:lineRule="auto"/>
+        <w:jc w:val="left"/>
         <w:pBdr>
-          <w:bottom w:val="single" w:sz="6" w:space="2" w:color="2E6BE6"/>
+          <w:bottom w:val="single" w:sz="6" w:space="2" w:color="1D4ED8"/>
         </w:pBdr>
       </w:pPr>
       <w:r>
         <w:rPr>
-          <w:rFonts w:ascii="Calibri" w:hAnsi="Calibri"/>
           <w:b/>
-          <w:color w:val="1F2A44"/>
-          <w:sz w:val="23"/>
+          <w:color w:val="1D4ED8"/>
+          <w:sz w:val="24"/>
         </w:rPr>
         <w:t>FORMACIÓN ACADÉMICA</w:t>
       </w:r>
     </w:p>
     <w:p>
       <w:pPr>
-        <w:spacing w:before="120" w:after="0"/>
+        <w:spacing w:after="80"/>
       </w:pPr>
       <w:r>
         <w:rPr>
           <w:b/>
-          <w:color w:val="1F2A44"/>
-          <w:sz w:val="21"/>
+          <w:sz w:val="24"/>
         </w:rPr>
-        <w:t>Ingeniería en Computación — Escola de Engenharia de Piracicaba (EEP)</w:t>
+        <w:t xml:space="preserve">Ingeniería en Computación </w:t>
       </w:r>
       <w:r>
         <w:rPr>
-          <w:i/>
-          <w:color w:val="6B7280"/>
-          <w:sz w:val="19"/>
+          <w:b w:val="0"/>
+          <w:sz w:val="24"/>
         </w:rPr>
-        <w:t xml:space="preserve">   previsión dic 2026</w:t>
+        <w:t>— Escola de Engenharia de Piracicaba (EEP), Brasil · graduación prevista: 12/2026 (turno nocturno).</w:t>
       </w:r>
     </w:p>
     <w:p>
       <w:pPr>
-        <w:spacing w:after="40"/>
-      </w:pPr>
-      <w:r>
-        <w:t>Cursada en horario nocturno.</w:t>
-      </w:r>
-    </w:p>
-    <w:p>
-      <w:pPr>
-        <w:spacing w:before="200" w:after="60"/>
+        <w:spacing w:before="280" w:after="80" w:line="240" w:lineRule="auto"/>
+        <w:jc w:val="left"/>
         <w:pBdr>
-          <w:bottom w:val="single" w:sz="6" w:space="2" w:color="2E6BE6"/>
+          <w:bottom w:val="single" w:sz="6" w:space="2" w:color="1D4ED8"/>
         </w:pBdr>
       </w:pPr>
       <w:r>
         <w:rPr>
-          <w:rFonts w:ascii="Calibri" w:hAnsi="Calibri"/>
           <w:b/>
-          <w:color w:val="1F2A44"/>
-          <w:sz w:val="23"/>
+          <w:color w:val="1D4ED8"/>
+          <w:sz w:val="24"/>
         </w:rPr>
         <w:t>IDIOMAS</w:t>
       </w:r>
     </w:p>
     <w:p>
       <w:pPr>
-        <w:pStyle w:val="ListBullet"/>
-        <w:spacing w:after="20"/>
-        <w:ind w:left="283"/>
+        <w:spacing w:after="80"/>
       </w:pPr>
       <w:r>
         <w:rPr>
           <w:b/>
-          <w:color w:val="1F2A44"/>
+          <w:sz w:val="24"/>
         </w:rPr>
-        <w:t xml:space="preserve">Inglés — </w:t>
+        <w:t xml:space="preserve">Portugués </w:t>
       </w:r>
       <w:r>
         <w:rPr>
-          <w:color w:val="444B57"/>
+          <w:b w:val="0"/>
+          <w:sz w:val="24"/>
         </w:rPr>
-        <w:t>avanzado; cursos en Red Balloon, Cultura Inglesa y Wise Up; práctica real en viajes a EE. UU.</w:t>
+        <w:t xml:space="preserve">— nativo.   </w:t>
       </w:r>
-    </w:p>
-    <w:p>
-      <w:pPr>
-        <w:pStyle w:val="ListBullet"/>
-        <w:spacing w:after="20"/>
-        <w:ind w:left="283"/>
-      </w:pPr>
       <w:r>
         <w:rPr>
           <w:b/>
-          <w:color w:val="1F2A44"/>
+          <w:sz w:val="24"/>
         </w:rPr>
-        <w:t xml:space="preserve">Portugués — </w:t>
+        <w:t xml:space="preserve">Inglés </w:t>
       </w:r>
       <w:r>
         <w:rPr>
-          <w:color w:val="444B57"/>
+          <w:b w:val="0"/>
+          <w:sz w:val="24"/>
         </w:rPr>
-        <w:t>nativo.</w:t>
-      </w:r>
-    </w:p>
-    <w:p>
-      <w:pPr>
-        <w:pStyle w:val="ListBullet"/>
-        <w:spacing w:after="20"/>
-        <w:ind w:left="283"/>
-      </w:pPr>
-      <w:r>
-        <w:rPr>
-          <w:b/>
-          <w:color w:val="1F2A44"/>
-        </w:rPr>
-        <w:t xml:space="preserve">Español — </w:t>
-      </w:r>
-      <w:r>
-        <w:rPr>
-          <w:color w:val="444B57"/>
-        </w:rPr>
-        <w:t>nivel básico / profesional de trabajo.</w:t>
+        <w:t>— avanzado (cursos Red Balloon, Cultura Inglesa y Wise Up; experiencia práctica en viajes a los EE. UU.).</w:t>
       </w:r>
     </w:p>
     <w:sectPr>
-      <w:pgSz w:w="12240" w:h="15840"/>
-      <w:pgMar w:top="794" w:right="1020" w:bottom="794" w:left="1020" w:header="720" w:footer="720" w:gutter="0"/>
+      <w:pgSz w:w="11906" w:h="16838"/>
+      <w:pgMar w:top="1701" w:right="1134" w:bottom="1134" w:left="1701" w:header="720" w:footer="720" w:gutter="0"/>
       <w:cols w:space="720"/>
       <w:docGrid w:linePitch="360"/>
     </w:sectPr>
@@ -1384,12 +1565,12 @@
     <w:qFormat/>
     <w:rsid w:val="00FC693F"/>
     <w:pPr>
-      <w:spacing w:after="40" w:line="259" w:lineRule="auto"/>
+      <w:spacing w:line="360" w:lineRule="auto" w:after="0"/>
+      <w:jc w:val="both"/>
     </w:pPr>
     <w:rPr>
-      <w:rFonts w:ascii="Calibri" w:hAnsi="Calibri"/>
-      <w:color w:val="444B57"/>
-      <w:sz w:val="21"/>
+      <w:rFonts w:ascii="Times New Roman" w:hAnsi="Times New Roman"/>
+      <w:sz w:val="24"/>
     </w:rPr>
   </w:style>
   <w:style w:type="paragraph" w:styleId="Header">

--- a/CurricullumZem_ES.docx
+++ b/CurricullumZem_ES.docx
@@ -4,13 +4,15 @@
   <w:body>
     <w:p>
       <w:pPr>
-        <w:spacing w:before="0" w:after="40" w:line="240" w:lineRule="auto"/>
+        <w:keepNext w:val="0"/>
+        <w:widowControl/>
+        <w:spacing w:line="240" w:lineRule="auto" w:before="0" w:after="40"/>
         <w:jc w:val="center"/>
       </w:pPr>
       <w:r>
         <w:rPr>
+          <w:rFonts w:ascii="Times New Roman" w:hAnsi="Times New Roman"/>
           <w:b/>
-          <w:color w:val="000000"/>
           <w:sz w:val="32"/>
         </w:rPr>
         <w:t>MATHEUS LAJARIN ZEM</w:t>
@@ -18,11 +20,14 @@
     </w:p>
     <w:p>
       <w:pPr>
-        <w:spacing w:before="0" w:after="40" w:line="240" w:lineRule="auto"/>
+        <w:keepNext w:val="0"/>
+        <w:widowControl/>
+        <w:spacing w:line="240" w:lineRule="auto" w:before="0" w:after="40"/>
         <w:jc w:val="center"/>
       </w:pPr>
       <w:r>
         <w:rPr>
+          <w:rFonts w:ascii="Times New Roman" w:hAnsi="Times New Roman"/>
           <w:b/>
           <w:color w:val="1D4ED8"/>
           <w:sz w:val="24"/>
@@ -32,42 +37,158 @@
     </w:p>
     <w:p>
       <w:pPr>
-        <w:spacing w:before="0" w:after="0" w:line="240" w:lineRule="auto"/>
+        <w:keepNext w:val="0"/>
+        <w:widowControl/>
+        <w:spacing w:line="240" w:lineRule="auto" w:before="0" w:after="40"/>
         <w:jc w:val="center"/>
       </w:pPr>
       <w:r>
         <w:rPr>
+          <w:rFonts w:ascii="Times New Roman" w:hAnsi="Times New Roman"/>
           <w:b w:val="0"/>
           <w:color w:val="444444"/>
           <w:sz w:val="22"/>
         </w:rPr>
-        <w:t>Piracicaba/SP · +55 (19) 99985-1929 (WhatsApp) · matheuslajazem@gmail.com</w:t>
+        <w:t xml:space="preserve">Piracicaba/SP · +55 (19) 99985-1929 (WhatsApp) · </w:t>
+      </w:r>
+      <w:hyperlink r:id="rId9">
+        <w:r>
+          <w:rPr>
+            <w:rFonts w:ascii="Times New Roman" w:hAnsi="Times New Roman"/>
+            <w:sz w:val="22"/>
+            <w:szCs w:val="22"/>
+            <w:color w:val="1D4ED8"/>
+            <w:u w:val="single"/>
+          </w:rPr>
+          <w:t>matheuslajazem@gmail.com</w:t>
+        </w:r>
+      </w:hyperlink>
+    </w:p>
+    <w:p>
+      <w:pPr>
+        <w:keepNext w:val="0"/>
+        <w:widowControl/>
+        <w:spacing w:line="240" w:lineRule="auto" w:before="0" w:after="120"/>
+        <w:jc w:val="center"/>
+      </w:pPr>
+      <w:r>
+        <w:rPr>
+          <w:rFonts w:ascii="Times New Roman" w:hAnsi="Times New Roman"/>
+          <w:b w:val="0"/>
+          <w:color w:val="444444"/>
+          <w:sz w:val="22"/>
+        </w:rPr>
+      </w:r>
+      <w:hyperlink r:id="rId10">
+        <w:r>
+          <w:rPr>
+            <w:rFonts w:ascii="Times New Roman" w:hAnsi="Times New Roman"/>
+            <w:sz w:val="22"/>
+            <w:szCs w:val="22"/>
+            <w:color w:val="1D4ED8"/>
+            <w:u w:val="single"/>
+          </w:rPr>
+          <w:t>linkedin.com/in/matheus-lajarin-zem-17b39b289</w:t>
+        </w:r>
+      </w:hyperlink>
+      <w:r>
+        <w:rPr>
+          <w:rFonts w:ascii="Times New Roman" w:hAnsi="Times New Roman"/>
+          <w:b w:val="0"/>
+          <w:color w:val="444444"/>
+          <w:sz w:val="22"/>
+        </w:rPr>
+        <w:t xml:space="preserve"> · </w:t>
+      </w:r>
+      <w:hyperlink r:id="rId11">
+        <w:r>
+          <w:rPr>
+            <w:rFonts w:ascii="Times New Roman" w:hAnsi="Times New Roman"/>
+            <w:sz w:val="22"/>
+            <w:szCs w:val="22"/>
+            <w:color w:val="1D4ED8"/>
+            <w:u w:val="single"/>
+          </w:rPr>
+          <w:t>github.com/MatheusZem12</w:t>
+        </w:r>
+      </w:hyperlink>
+    </w:p>
+    <w:p>
+      <w:pPr>
+        <w:keepNext/>
+        <w:widowControl/>
+        <w:spacing w:line="240" w:lineRule="auto" w:before="100" w:after="40"/>
+        <w:jc w:val="left"/>
+      </w:pPr>
+      <w:r>
+        <w:rPr>
+          <w:rFonts w:ascii="Times New Roman" w:hAnsi="Times New Roman"/>
+          <w:b/>
+          <w:color w:val="1D4ED8"/>
+          <w:sz w:val="24"/>
+        </w:rPr>
+        <w:t>OBJETIVO</w:t>
       </w:r>
     </w:p>
     <w:p>
       <w:pPr>
-        <w:spacing w:before="0" w:after="0" w:line="240" w:lineRule="auto"/>
-        <w:jc w:val="center"/>
+        <w:keepNext w:val="0"/>
+        <w:widowControl/>
+        <w:spacing w:line="360" w:lineRule="auto" w:before="0" w:after="40"/>
+        <w:jc w:val="both"/>
       </w:pPr>
       <w:r>
         <w:rPr>
+          <w:rFonts w:ascii="Times New Roman" w:hAnsi="Times New Roman"/>
           <w:b w:val="0"/>
-          <w:color w:val="444444"/>
-          <w:sz w:val="22"/>
+          <w:sz w:val="24"/>
         </w:rPr>
-        <w:t>linkedin.com/in/matheus-lajarin-zem-17b39b289 · github.com/MatheusZem12</w:t>
+        <w:t>Trabajar como desarrollador backend, la parte del sistema que procesa los datos y las reglas del negocio, con énfasis en bases de datos y en el diseño de soluciones: entender el problema, proyectar el sistema y acompañarlo hasta que funcione bien en el día a día.</w:t>
       </w:r>
     </w:p>
     <w:p>
       <w:pPr>
-        <w:spacing w:before="280" w:after="80" w:line="240" w:lineRule="auto"/>
+        <w:keepNext/>
+        <w:widowControl/>
+        <w:spacing w:line="240" w:lineRule="auto" w:before="100" w:after="40"/>
         <w:jc w:val="left"/>
-        <w:pBdr>
-          <w:bottom w:val="single" w:sz="6" w:space="2" w:color="1D4ED8"/>
-        </w:pBdr>
       </w:pPr>
       <w:r>
         <w:rPr>
+          <w:rFonts w:ascii="Times New Roman" w:hAnsi="Times New Roman"/>
+          <w:b/>
+          <w:color w:val="1D4ED8"/>
+          <w:sz w:val="24"/>
+        </w:rPr>
+        <w:t>PERFIL</w:t>
+      </w:r>
+    </w:p>
+    <w:p>
+      <w:pPr>
+        <w:keepNext w:val="0"/>
+        <w:widowControl/>
+        <w:spacing w:line="360" w:lineRule="auto" w:before="0" w:after="40"/>
+        <w:jc w:val="both"/>
+      </w:pPr>
+      <w:r>
+        <w:rPr>
+          <w:rFonts w:ascii="Times New Roman" w:hAnsi="Times New Roman"/>
+          <w:b w:val="0"/>
+          <w:sz w:val="24"/>
+        </w:rPr>
+        <w:t>Soy comunicativo y colaborativo. Me gusta aportar mi visión al problema, contribuir en conversaciones de brainstorming y discrepar con respeto y buenos argumentos cuando veo un mejor camino. Pienso fuera de la caja y trato los problemas como rompecabezas: prefiero verificar antes que suponer, mido antes de cambiar e investigo cada falla hasta encontrar la causa verdadera, con responsabilidad de punta a punta.</w:t>
+      </w:r>
+    </w:p>
+    <w:p>
+      <w:pPr>
+        <w:keepNext/>
+        <w:widowControl/>
+        <w:spacing w:line="240" w:lineRule="auto" w:before="100" w:after="40"/>
+        <w:jc w:val="left"/>
+      </w:pPr>
+      <w:r>
+        <w:rPr>
+          <w:rFonts w:ascii="Times New Roman" w:hAnsi="Times New Roman"/>
           <w:b/>
           <w:color w:val="1D4ED8"/>
           <w:sz w:val="24"/>
@@ -77,64 +198,46 @@
     </w:p>
     <w:p>
       <w:pPr>
-        <w:spacing w:after="80"/>
+        <w:keepNext w:val="0"/>
+        <w:widowControl/>
+        <w:spacing w:line="360" w:lineRule="auto" w:before="0" w:after="40"/>
+        <w:jc w:val="both"/>
       </w:pPr>
       <w:r>
         <w:rPr>
+          <w:rFonts w:ascii="Times New Roman" w:hAnsi="Times New Roman"/>
           <w:b w:val="0"/>
           <w:sz w:val="24"/>
         </w:rPr>
-        <w:t>Desarrollador Full Stack con actuación de punta a punta: modelado de datos, APIs, microservicios, frontend, CI/CD y operación en producción. Experiencia corporativa en el ecosistema agroindustrial (ERP TOTVS PIMS), en dos líneas de producto en microservicios (Spring Boot 3, Spring Cloud Gateway, Eureka, OpenFeign) con integraciones críticas — SAP, TOTVS Protheus, plataformas B2B y hardware industrial — sobre bases de datos Oracle, SQL Server y PostgreSQL.</w:t>
+        <w:t>Desarrollador que actúa en todas las etapas de un sistema: entender la necesidad, organizar los datos, construir la lógica, crear las pantallas y mantener todo funcionando después de la entrega. Mi característica principal es la flexibilidad tecnológica. He entregado sistemas en producción en las principales tecnologías del mercado, como Java, Angular y Python, y me adapto con rapidez a herramientas nuevas porque domino los fundamentos comunes a todas.</w:t>
       </w:r>
     </w:p>
     <w:p>
       <w:pPr>
-        <w:spacing w:after="80"/>
+        <w:keepNext w:val="0"/>
+        <w:widowControl/>
+        <w:spacing w:line="360" w:lineRule="auto" w:before="0" w:after="40"/>
+        <w:jc w:val="both"/>
       </w:pPr>
       <w:r>
         <w:rPr>
+          <w:rFonts w:ascii="Times New Roman" w:hAnsi="Times New Roman"/>
           <w:b w:val="0"/>
           <w:sz w:val="24"/>
         </w:rPr>
-        <w:t xml:space="preserve">En paralelo, diseño, construyo y </w:t>
-      </w:r>
-      <w:r>
-        <w:rPr>
-          <w:b/>
-          <w:sz w:val="24"/>
-        </w:rPr>
-        <w:t>opero productos propios en producción</w:t>
-      </w:r>
-      <w:r>
-        <w:rPr>
-          <w:b w:val="0"/>
-          <w:sz w:val="24"/>
-        </w:rPr>
-        <w:t>: un VPS Linux aloja tres backends Spring Boot en Docker, con pipeline GitHub Actions → GHCR → Watchtower (despliegue pull-based), borde vía Cloudflare Tunnel y ambientes reales de DEV/HMG/PRD. Enfoque en ingeniería verificable: migraciones Flyway versionadas, pruebas con JUnit, Testcontainers, Playwright y Vitest, y seguridad con JWT, OAuth2, 2FA, cifrado AES-GCM y rate limiting.</w:t>
+        <w:t>En la práctica, sé estructurar sistemas grandes de forma organizada, hacer que sistemas distintos conversen entre sí (como integrar un producto nuevo a un ERP que la empresa ya usa), proteger datos sensibles y garantizar calidad con pruebas automatizadas. También creo y mantengo productos propios que están en el aire hoy, cuidando todas las partes: servidor, publicación de nuevas versiones y monitoreo.</w:t>
       </w:r>
     </w:p>
     <w:p>
       <w:pPr>
-        <w:spacing w:after="80"/>
+        <w:keepNext/>
+        <w:widowControl/>
+        <w:spacing w:line="240" w:lineRule="auto" w:before="100" w:after="40"/>
+        <w:jc w:val="left"/>
       </w:pPr>
       <w:r>
         <w:rPr>
-          <w:b w:val="0"/>
-          <w:sz w:val="24"/>
-        </w:rPr>
-        <w:t>Conocimiento de mensajería (RabbitMQ) y uso práctico de patrones asíncronos: eventos de dominio, colas de tareas con polling, trabajos programados y virtual threads. Uso asistentes de IA (Claude y KIMI) como par de programación — codificación, revisión, depuración y arquitectura — validando siempre los resultados.</w:t>
-      </w:r>
-    </w:p>
-    <w:p>
-      <w:pPr>
-        <w:spacing w:before="280" w:after="80" w:line="240" w:lineRule="auto"/>
-        <w:jc w:val="left"/>
-        <w:pBdr>
-          <w:bottom w:val="single" w:sz="6" w:space="2" w:color="1D4ED8"/>
-        </w:pBdr>
-      </w:pPr>
-      <w:r>
-        <w:rPr>
+          <w:rFonts w:ascii="Times New Roman" w:hAnsi="Times New Roman"/>
           <w:b/>
           <w:color w:val="1D4ED8"/>
           <w:sz w:val="24"/>
@@ -144,229 +247,126 @@
     </w:p>
     <w:p>
       <w:pPr>
-        <w:spacing w:before="200" w:after="40" w:line="240" w:lineRule="auto"/>
+        <w:keepNext/>
+        <w:widowControl/>
+        <w:spacing w:line="240" w:lineRule="auto" w:before="100" w:after="40"/>
         <w:jc w:val="left"/>
       </w:pPr>
       <w:r>
         <w:rPr>
+          <w:rFonts w:ascii="Times New Roman" w:hAnsi="Times New Roman"/>
           <w:b/>
           <w:sz w:val="24"/>
         </w:rPr>
-        <w:t>TOTVS (sector agroindustrial) — Desarrollador Full Stack Semi Senior (Contratista)</w:t>
-      </w:r>
-      <w:r>
-        <w:rPr>
-          <w:i/>
-          <w:color w:val="444444"/>
-          <w:sz w:val="22"/>
-        </w:rPr>
-        <w:t xml:space="preserve">   nov/2024 – actual</w:t>
+        <w:t>TOTVS (sector agroindustrial) · Desarrollador Full Stack Semi Senior (contratista) · nov 2024 – actualidad</w:t>
       </w:r>
     </w:p>
     <w:p>
       <w:pPr>
-        <w:spacing w:after="80"/>
+        <w:keepNext w:val="0"/>
+        <w:widowControl/>
+        <w:spacing w:line="360" w:lineRule="auto" w:before="0" w:after="40"/>
+        <w:jc w:val="both"/>
       </w:pPr>
       <w:r>
         <w:rPr>
+          <w:rFonts w:ascii="Times New Roman" w:hAnsi="Times New Roman"/>
           <w:b w:val="0"/>
           <w:sz w:val="24"/>
         </w:rPr>
-        <w:t>Desarrollo y mantenimiento de plataformas de gestión agroindustrial — costos, flujo de caja, materiales, proveedores, pesaje/báscula, producción industrial y optimización de cosecha — en arquitectura de microservicios, integradas al ERP PIMS.</w:t>
+        <w:t>Desarrollo y mantengo sistemas de gestión para empresas del agronegocio, integrados al ERP TOTVS PIMS, cubriendo áreas como costos, flujo de caja, compras, proveedores, pesaje de camiones y producción industrial. Son dos líneas de producto que suman cerca de treinta servicios funcionando en conjunto, construidos en Java (Spring Boot).</w:t>
       </w:r>
     </w:p>
     <w:p>
       <w:pPr>
-        <w:pStyle w:val="ListBullet"/>
-        <w:spacing w:line="360" w:lineRule="auto" w:after="40"/>
-        <w:ind w:left="425"/>
+        <w:keepNext w:val="0"/>
+        <w:widowControl/>
+        <w:spacing w:line="360" w:lineRule="auto" w:before="0" w:after="40"/>
         <w:jc w:val="both"/>
       </w:pPr>
       <w:r>
         <w:rPr>
-          <w:b/>
-          <w:sz w:val="24"/>
-        </w:rPr>
-        <w:t xml:space="preserve">Microservicios: </w:t>
-      </w:r>
-      <w:r>
-        <w:rPr>
+          <w:rFonts w:ascii="Times New Roman" w:hAnsi="Times New Roman"/>
           <w:b w:val="0"/>
           <w:sz w:val="24"/>
         </w:rPr>
-        <w:t>actuación en dos líneas de producto que suman ~30 servicios Spring Boot 3 (Java 17/21), con dos patrones de gateway — Spring Cloud Gateway con rutas estáticas + OpenFeign en una línea, y Gateway + Netflix Eureka (service discovery, 13 rutas) en la otra; observabilidad con Actuator y Prometheus.</w:t>
+        <w:t>Gran parte de mi trabajo es hacer que sistemas distintos conversen. Conecto los productos al SAP (contratos, facturas, pesajes y costos), a otros sistemas de TOTVS, a una plataforma de compras y hasta a una báscula industrial que envía el peso de los camiones directo al sistema. Para eso trabajo con tres bases de datos a la vez (PostgreSQL, Oracle y SQL Server), cuidando la organización y el desempeño de las consultas.</w:t>
       </w:r>
     </w:p>
     <w:p>
       <w:pPr>
-        <w:pStyle w:val="ListBullet"/>
-        <w:spacing w:line="360" w:lineRule="auto" w:after="40"/>
-        <w:ind w:left="425"/>
+        <w:keepNext w:val="0"/>
+        <w:widowControl/>
+        <w:spacing w:line="360" w:lineRule="auto" w:before="0" w:after="40"/>
         <w:jc w:val="both"/>
       </w:pPr>
       <w:r>
         <w:rPr>
-          <w:b/>
-          <w:sz w:val="24"/>
-        </w:rPr>
-        <w:t xml:space="preserve">Integraciones críticas: </w:t>
-      </w:r>
-      <w:r>
-        <w:rPr>
+          <w:rFonts w:ascii="Times New Roman" w:hAnsi="Times New Roman"/>
           <w:b w:val="0"/>
           <w:sz w:val="24"/>
         </w:rPr>
-        <w:t>conector SAP (contratos, facturas, pesajes, provisiones y costos), interfaces PIMS ↔ TOTVS Protheus, plataforma de compras CIB2B, helpdesk Milvus (API REST + RPA con Selenium) y lectura de báscula industrial Toledo vía socket TCP.</w:t>
+        <w:t>También modernizo sistemas antiguos, reescribiéndolos en versiones actuales de las tecnologías sin detener la operación, y desarrollo las pantallas que usan los usuarios (Angular). Cada entrega pasa por tres ambientes (desarrollo, pruebas y producción) con publicación automatizada.</w:t>
       </w:r>
     </w:p>
     <w:p>
       <w:pPr>
-        <w:pStyle w:val="ListBullet"/>
-        <w:spacing w:line="360" w:lineRule="auto" w:after="40"/>
-        <w:ind w:left="425"/>
+        <w:keepNext/>
+        <w:widowControl/>
+        <w:spacing w:line="240" w:lineRule="auto" w:before="100" w:after="40"/>
+        <w:jc w:val="left"/>
+      </w:pPr>
+      <w:r>
+        <w:rPr>
+          <w:rFonts w:ascii="Times New Roman" w:hAnsi="Times New Roman"/>
+          <w:b/>
+          <w:sz w:val="24"/>
+        </w:rPr>
+        <w:t>CNH Industrial · Pasantía en Gestión de Proyectos · jun 2022 – jun 2024</w:t>
+      </w:r>
+    </w:p>
+    <w:p>
+      <w:pPr>
+        <w:keepNext w:val="0"/>
+        <w:widowControl/>
+        <w:spacing w:line="360" w:lineRule="auto" w:before="0" w:after="40"/>
         <w:jc w:val="both"/>
       </w:pPr>
       <w:r>
         <w:rPr>
-          <w:b/>
-          <w:sz w:val="24"/>
-        </w:rPr>
-        <w:t xml:space="preserve">Multi-base de datos: </w:t>
-      </w:r>
-      <w:r>
-        <w:rPr>
+          <w:rFonts w:ascii="Times New Roman" w:hAnsi="Times New Roman"/>
           <w:b w:val="0"/>
           <w:sz w:val="24"/>
         </w:rPr>
-        <w:t>PostgreSQL en los productos, Oracle en el ERP PIMS y SQL Server en PIMS Multicultivo — modelado, optimización de consultas y trabajos de sincronización (@Scheduled) entre el ERP y los productos.</w:t>
+        <w:t>Gestión de piezas en proyectos, del registro a la relación con proveedores, con automatización de controles y análisis de datos mediante macros y tablas dinámicas.</w:t>
       </w:r>
     </w:p>
     <w:p>
       <w:pPr>
-        <w:pStyle w:val="ListBullet"/>
-        <w:spacing w:line="360" w:lineRule="auto" w:after="40"/>
-        <w:ind w:left="425"/>
+        <w:keepNext/>
+        <w:widowControl/>
+        <w:spacing w:line="240" w:lineRule="auto" w:before="100" w:after="40"/>
+        <w:jc w:val="left"/>
+      </w:pPr>
+      <w:r>
+        <w:rPr>
+          <w:rFonts w:ascii="Times New Roman" w:hAnsi="Times New Roman"/>
+          <w:b/>
+          <w:sz w:val="24"/>
+        </w:rPr>
+        <w:t>Elring Klinger · Pasantía en Kaizen · mar 2022 – may 2022</w:t>
+      </w:r>
+    </w:p>
+    <w:p>
+      <w:pPr>
+        <w:keepNext w:val="0"/>
+        <w:widowControl/>
+        <w:spacing w:line="360" w:lineRule="auto" w:before="0" w:after="40"/>
         <w:jc w:val="both"/>
       </w:pPr>
       <w:r>
         <w:rPr>
-          <w:b/>
-          <w:sz w:val="24"/>
-        </w:rPr>
-        <w:t xml:space="preserve">Modernización de legado: </w:t>
-      </w:r>
-      <w:r>
-        <w:rPr>
-          <w:b w:val="0"/>
-          <w:sz w:val="24"/>
-        </w:rPr>
-        <w:t>reescritura de integraciones Java 8 / Spring Boot 2 (WAR en Tomcat) hacia Java 17/21 / Spring Boot 3, y participación en la evolución de un producto legado (Angular 8 → Angular 19).</w:t>
-      </w:r>
-    </w:p>
-    <w:p>
-      <w:pPr>
-        <w:pStyle w:val="ListBullet"/>
-        <w:spacing w:line="360" w:lineRule="auto" w:after="40"/>
-        <w:ind w:left="425"/>
-        <w:jc w:val="both"/>
-      </w:pPr>
-      <w:r>
-        <w:rPr>
-          <w:b/>
-          <w:sz w:val="24"/>
-        </w:rPr>
-        <w:t xml:space="preserve">Frontend: </w:t>
-      </w:r>
-      <w:r>
-        <w:rPr>
-          <w:b w:val="0"/>
-          <w:sz w:val="24"/>
-        </w:rPr>
-        <w:t>portales Angular 17–20 (PrimeNG, TailwindCSS, ECharts/Chart.js, i18n), incluyendo Angular 20 con SSR; mantenimiento de un producto de gestión ganadera en Python/Django REST + Vue 3 con soporte simultáneo de Oracle, SQL Server y PostgreSQL.</w:t>
-      </w:r>
-    </w:p>
-    <w:p>
-      <w:pPr>
-        <w:pStyle w:val="ListBullet"/>
-        <w:spacing w:line="360" w:lineRule="auto" w:after="40"/>
-        <w:ind w:left="425"/>
-        <w:jc w:val="both"/>
-      </w:pPr>
-      <w:r>
-        <w:rPr>
-          <w:b/>
-          <w:sz w:val="24"/>
-        </w:rPr>
-        <w:t xml:space="preserve">CI/CD: </w:t>
-      </w:r>
-      <w:r>
-        <w:rPr>
-          <w:b w:val="0"/>
-          <w:sz w:val="24"/>
-        </w:rPr>
-        <w:t>pipelines GitHub Actions con despliegue del portal en Azure Static Web Apps en 3 ambientes; flujo Git DEV/HMG/PRD.</w:t>
-      </w:r>
-    </w:p>
-    <w:p>
-      <w:pPr>
-        <w:spacing w:before="200" w:after="40" w:line="240" w:lineRule="auto"/>
-        <w:jc w:val="left"/>
-      </w:pPr>
-      <w:r>
-        <w:rPr>
-          <w:b/>
-          <w:sz w:val="24"/>
-        </w:rPr>
-        <w:t>CNH Industrial — Pasantía en Gestión de Proyectos</w:t>
-      </w:r>
-      <w:r>
-        <w:rPr>
-          <w:i/>
-          <w:color w:val="444444"/>
-          <w:sz w:val="22"/>
-        </w:rPr>
-        <w:t xml:space="preserve">   jun/2022 – jun/2024</w:t>
-      </w:r>
-    </w:p>
-    <w:p>
-      <w:pPr>
-        <w:spacing w:after="80"/>
-      </w:pPr>
-      <w:r>
-        <w:rPr>
-          <w:b w:val="0"/>
-          <w:sz w:val="24"/>
-        </w:rPr>
-        <w:t>Gestión de piezas en proyectos, del registro a la relación con proveedores; automatización de control y análisis de datos con macros y tablas dinámicas.</w:t>
-      </w:r>
-    </w:p>
-    <w:p>
-      <w:pPr>
-        <w:spacing w:before="200" w:after="40" w:line="240" w:lineRule="auto"/>
-        <w:jc w:val="left"/>
-      </w:pPr>
-      <w:r>
-        <w:rPr>
-          <w:b/>
-          <w:sz w:val="24"/>
-        </w:rPr>
-        <w:t>Elring Klinger — Pasantía en Kaizen</w:t>
-      </w:r>
-      <w:r>
-        <w:rPr>
-          <w:i/>
-          <w:color w:val="444444"/>
-          <w:sz w:val="22"/>
-        </w:rPr>
-        <w:t xml:space="preserve">   mar/2022 – may/2022</w:t>
-      </w:r>
-    </w:p>
-    <w:p>
-      <w:pPr>
-        <w:spacing w:after="80"/>
-      </w:pPr>
-      <w:r>
-        <w:rPr>
+          <w:rFonts w:ascii="Times New Roman" w:hAnsi="Times New Roman"/>
           <w:b w:val="0"/>
           <w:sz w:val="24"/>
         </w:rPr>
@@ -375,14 +375,14 @@
     </w:p>
     <w:p>
       <w:pPr>
-        <w:spacing w:before="280" w:after="80" w:line="240" w:lineRule="auto"/>
+        <w:keepNext/>
+        <w:widowControl/>
+        <w:spacing w:line="240" w:lineRule="auto" w:before="100" w:after="40"/>
         <w:jc w:val="left"/>
-        <w:pBdr>
-          <w:bottom w:val="single" w:sz="6" w:space="2" w:color="1D4ED8"/>
-        </w:pBdr>
       </w:pPr>
       <w:r>
         <w:rPr>
+          <w:rFonts w:ascii="Times New Roman" w:hAnsi="Times New Roman"/>
           <w:b/>
           <w:color w:val="1D4ED8"/>
           <w:sz w:val="24"/>
@@ -392,410 +392,186 @@
     </w:p>
     <w:p>
       <w:pPr>
-        <w:spacing w:after="80"/>
+        <w:keepNext w:val="0"/>
+        <w:widowControl/>
+        <w:spacing w:line="360" w:lineRule="auto" w:before="0" w:after="40"/>
+        <w:jc w:val="both"/>
       </w:pPr>
       <w:r>
         <w:rPr>
-          <w:i/>
+          <w:rFonts w:ascii="Times New Roman" w:hAnsi="Times New Roman"/>
+          <w:b w:val="0"/>
           <w:sz w:val="24"/>
         </w:rPr>
-        <w:t>Productos completos que concebí, desarrollé y opero solo en producción — backend, frontend, base de datos, CI/CD e infraestructura — usando IA (Claude y KIMI) como par de programación.</w:t>
+        <w:t>Productos que creé desde cero y mantengo funcionando en el aire, cuidando todas las partes: sistema, base de datos, servidor y publicación. Uso asistentes de IA como apoyo, revisando críticamente el resultado.</w:t>
       </w:r>
     </w:p>
     <w:p>
       <w:pPr>
-        <w:spacing w:before="200" w:after="40" w:line="240" w:lineRule="auto"/>
+        <w:keepNext/>
+        <w:widowControl/>
+        <w:spacing w:line="240" w:lineRule="auto" w:before="100" w:after="40"/>
         <w:jc w:val="left"/>
       </w:pPr>
       <w:r>
         <w:rPr>
+          <w:rFonts w:ascii="Times New Roman" w:hAnsi="Times New Roman"/>
           <w:b/>
           <w:sz w:val="24"/>
         </w:rPr>
-        <w:t>Monevas — finanzas personales y análisis de inversiones</w:t>
       </w:r>
       <w:r>
         <w:rPr>
-          <w:i/>
-          <w:color w:val="444444"/>
-          <w:sz w:val="22"/>
+          <w:rFonts w:ascii="Times New Roman" w:hAnsi="Times New Roman"/>
+          <w:b/>
+          <w:sz w:val="24"/>
         </w:rPr>
-        <w:t xml:space="preserve">   hmg.monevas.com</w:t>
+        <w:t>Monevas: finanzas personales y análisis de inversiones (</w:t>
+      </w:r>
+      <w:hyperlink r:id="rId12">
+        <w:r>
+          <w:rPr>
+            <w:rFonts w:ascii="Times New Roman" w:hAnsi="Times New Roman"/>
+            <w:sz w:val="24"/>
+            <w:szCs w:val="24"/>
+            <w:color w:val="1D4ED8"/>
+            <w:u w:val="single"/>
+            <w:b/>
+          </w:rPr>
+          <w:t>hmg.monevas.com</w:t>
+        </w:r>
+      </w:hyperlink>
+      <w:r>
+        <w:rPr>
+          <w:rFonts w:ascii="Times New Roman" w:hAnsi="Times New Roman"/>
+          <w:b/>
+          <w:sz w:val="24"/>
+        </w:rPr>
+        <w:t>)</w:t>
       </w:r>
     </w:p>
     <w:p>
       <w:pPr>
-        <w:pStyle w:val="ListBullet"/>
-        <w:spacing w:line="360" w:lineRule="auto" w:after="40"/>
-        <w:ind w:left="425"/>
+        <w:keepNext w:val="0"/>
+        <w:widowControl/>
+        <w:spacing w:line="360" w:lineRule="auto" w:before="0" w:after="40"/>
         <w:jc w:val="both"/>
       </w:pPr>
       <w:r>
         <w:rPr>
-          <w:b/>
-          <w:sz w:val="24"/>
-        </w:rPr>
-        <w:t xml:space="preserve">Backend: </w:t>
-      </w:r>
-      <w:r>
-        <w:rPr>
+          <w:rFonts w:ascii="Times New Roman" w:hAnsi="Times New Roman"/>
           <w:b w:val="0"/>
           <w:sz w:val="24"/>
         </w:rPr>
-        <w:t>Java 21 + Spring Boot en monolito modular Maven con 8 módulos y ~120 migraciones Flyway (Hibernate en validate); JWT + 2FA por correo, cifrado AES-GCM de datos sensibles en reposo, rate limiting propio con trusted proxies y protecciones anti-slowloris.</w:t>
+        <w:t>Plataforma de control financiero y análisis de inversiones. Recolecta automáticamente datos de la bolsa y de órganos oficiales (B3 y CVM), mantiene un histórico de casi 9 millones de cotizaciones y ayuda a evaluar acciones por cinco métodos distintos. Tiene login con verificación en dos pasos y cifrado de datos sensibles. Mantenerla en el aire me enseñó a diagnosticar y resolver problemas reales de servidor, como falta de memoria y fallas silenciosas de componentes.</w:t>
       </w:r>
     </w:p>
     <w:p>
       <w:pPr>
-        <w:pStyle w:val="ListBullet"/>
-        <w:spacing w:line="360" w:lineRule="auto" w:after="40"/>
-        <w:ind w:left="425"/>
+        <w:keepNext/>
+        <w:widowControl/>
+        <w:spacing w:line="240" w:lineRule="auto" w:before="100" w:after="40"/>
+        <w:jc w:val="left"/>
+      </w:pPr>
+      <w:r>
+        <w:rPr>
+          <w:rFonts w:ascii="Times New Roman" w:hAnsi="Times New Roman"/>
+          <w:b/>
+          <w:sz w:val="24"/>
+        </w:rPr>
+        <w:t>Lingua: aprendizaje de idiomas con repetición espaciada</w:t>
+      </w:r>
+    </w:p>
+    <w:p>
+      <w:pPr>
+        <w:keepNext w:val="0"/>
+        <w:widowControl/>
+        <w:spacing w:line="360" w:lineRule="auto" w:before="0" w:after="40"/>
         <w:jc w:val="both"/>
       </w:pPr>
       <w:r>
         <w:rPr>
-          <w:b/>
-          <w:sz w:val="24"/>
-        </w:rPr>
-        <w:t xml:space="preserve">Ingesta de mercado: </w:t>
-      </w:r>
-      <w:r>
-        <w:rPr>
+          <w:rFonts w:ascii="Times New Roman" w:hAnsi="Times New Roman"/>
           <w:b w:val="0"/>
           <w:sz w:val="24"/>
         </w:rPr>
-        <w:t>servicio Python (FastAPI) que recolecta B3, CVM y Yahoo Finance — cotizaciones, dividendos, estados financieros y FIIs — en una base con 8,9 millones de velas; throttling global y retry con backoff contra rate limits.</w:t>
+        <w:t>Aplicación de estudio de idiomas que muestra cada palabra en el momento justo de repasar, para que el alumno no olvide. Funciona en computadora y celular, con audio de voz sintética y reconocimiento de habla. Calibré el método con simulaciones y pruebas rigurosas: la configuración final retiene el 81% del vocabulario tras una semana, contra el 7% de la peor configuración.</w:t>
       </w:r>
     </w:p>
     <w:p>
       <w:pPr>
-        <w:pStyle w:val="ListBullet"/>
-        <w:spacing w:line="360" w:lineRule="auto" w:after="40"/>
-        <w:ind w:left="425"/>
+        <w:keepNext/>
+        <w:widowControl/>
+        <w:spacing w:line="240" w:lineRule="auto" w:before="100" w:after="40"/>
+        <w:jc w:val="left"/>
+      </w:pPr>
+      <w:r>
+        <w:rPr>
+          <w:rFonts w:ascii="Times New Roman" w:hAnsi="Times New Roman"/>
+          <w:b/>
+          <w:sz w:val="24"/>
+        </w:rPr>
+        <w:t>Monitorame: logística de flotas, envíos, sensores y rutas</w:t>
+      </w:r>
+    </w:p>
+    <w:p>
+      <w:pPr>
+        <w:keepNext w:val="0"/>
+        <w:widowControl/>
+        <w:spacing w:line="360" w:lineRule="auto" w:before="0" w:after="40"/>
         <w:jc w:val="both"/>
       </w:pPr>
       <w:r>
         <w:rPr>
-          <w:b/>
-          <w:sz w:val="24"/>
-        </w:rPr>
-        <w:t xml:space="preserve">Análisis: </w:t>
-      </w:r>
-      <w:r>
-        <w:rPr>
+          <w:rFonts w:ascii="Times New Roman" w:hAnsi="Times New Roman"/>
           <w:b w:val="0"/>
           <w:sz w:val="24"/>
         </w:rPr>
-        <w:t>aplicación de escritorio nativa (PySide6 + pyqtgraph) en 4 capas con enforcement por pruebas; 5 métodos de valuación, screener y score por percentil; autenticación delegada al backend.</w:t>
+        <w:t>Sistema de logística para controlar flotas, entregas, sensores y rutas. Calcula el mejor camino y el mejor orden de paradas para los vehículos y muestra todo en mapas interactivos. Cada cambio en el código pasa por una batería automática de pruebas, de la base de datos a las pantallas, antes de publicarse.</w:t>
       </w:r>
     </w:p>
     <w:p>
       <w:pPr>
-        <w:pStyle w:val="ListBullet"/>
-        <w:spacing w:line="360" w:lineRule="auto" w:after="40"/>
-        <w:ind w:left="425"/>
+        <w:keepNext/>
+        <w:widowControl/>
+        <w:spacing w:line="240" w:lineRule="auto" w:before="100" w:after="40"/>
+        <w:jc w:val="left"/>
+      </w:pPr>
+      <w:r>
+        <w:rPr>
+          <w:rFonts w:ascii="Times New Roman" w:hAnsi="Times New Roman"/>
+          <w:b/>
+          <w:sz w:val="24"/>
+        </w:rPr>
+        <w:t>Activity Manager: registro de tiempo con clasificación por IA (Linux)</w:t>
+      </w:r>
+    </w:p>
+    <w:p>
+      <w:pPr>
+        <w:keepNext w:val="0"/>
+        <w:widowControl/>
+        <w:spacing w:line="360" w:lineRule="auto" w:before="0" w:after="40"/>
         <w:jc w:val="both"/>
       </w:pPr>
       <w:r>
         <w:rPr>
-          <w:b/>
-          <w:sz w:val="24"/>
-        </w:rPr>
-        <w:t xml:space="preserve">Frontend: </w:t>
-      </w:r>
-      <w:r>
-        <w:rPr>
+          <w:rFonts w:ascii="Times New Roman" w:hAnsi="Times New Roman"/>
           <w:b w:val="0"/>
           <w:sz w:val="24"/>
         </w:rPr>
-        <w:t>Angular 21 + PrimeNG, i18n (pt/en/es), pruebas Vitest como gate de build, despliegue en Vercel.</w:t>
+        <w:t>Programa que registra en qué gasta el tiempo el usuario en la computadora y clasifica las actividades automáticamente con IA. Fue diseñado para proteger la privacidad: el análisis ocurre en la computadora del propio usuario y el servidor nunca ve el contenido de las ventanas.</w:t>
       </w:r>
     </w:p>
     <w:p>
       <w:pPr>
-        <w:pStyle w:val="ListBullet"/>
-        <w:spacing w:line="360" w:lineRule="auto" w:after="40"/>
-        <w:ind w:left="425"/>
-        <w:jc w:val="both"/>
-      </w:pPr>
-      <w:r>
-        <w:rPr>
-          <w:b/>
-          <w:sz w:val="24"/>
-        </w:rPr>
-        <w:t xml:space="preserve">Infra/CI: </w:t>
-      </w:r>
-      <w:r>
-        <w:rPr>
-          <w:b w:val="0"/>
-          <w:sz w:val="24"/>
-        </w:rPr>
-        <w:t>GitHub Actions → GHCR → Watchtower en el VPS (despliegue pull-based, GitHub nunca accede al servidor); Cloudflare Tunnel en el borde; ambiente real de homologación antes de producción.</w:t>
-      </w:r>
-    </w:p>
-    <w:p>
-      <w:pPr>
-        <w:pStyle w:val="ListBullet"/>
-        <w:spacing w:line="360" w:lineRule="auto" w:after="40"/>
-        <w:ind w:left="425"/>
-        <w:jc w:val="both"/>
-      </w:pPr>
-      <w:r>
-        <w:rPr>
-          <w:b/>
-          <w:sz w:val="24"/>
-        </w:rPr>
-        <w:t xml:space="preserve">Desafíos resueltos: </w:t>
-      </w:r>
-      <w:r>
-        <w:rPr>
-          <w:b w:val="0"/>
-          <w:sz w:val="24"/>
-        </w:rPr>
-        <w:t>OOMKill (exit 137) de la JVM en un VPS de 4 GB durante la sincronización de precios, resuelto con límites de memoria por contenedor y ajuste de MaxRAMPercentage; dependencia yfinance fijada tras columnas que se volvían NULL silenciosamente; diagnóstico de un bucle de reinicio silencioso de Watchtower (incompatibilidad de Docker API) que interrumpía los despliegues.</w:t>
-      </w:r>
-    </w:p>
-    <w:p>
-      <w:pPr>
-        <w:spacing w:before="200" w:after="40" w:line="240" w:lineRule="auto"/>
+        <w:keepNext/>
+        <w:widowControl/>
+        <w:spacing w:line="240" w:lineRule="auto" w:before="100" w:after="40"/>
         <w:jc w:val="left"/>
       </w:pPr>
       <w:r>
         <w:rPr>
-          <w:b/>
-          <w:sz w:val="24"/>
-        </w:rPr>
-        <w:t>Lingua — aprendizaje de idiomas con repetición espaciada</w:t>
-      </w:r>
-    </w:p>
-    <w:p>
-      <w:pPr>
-        <w:pStyle w:val="ListBullet"/>
-        <w:spacing w:line="360" w:lineRule="auto" w:after="40"/>
-        <w:ind w:left="425"/>
-        <w:jc w:val="both"/>
-      </w:pPr>
-      <w:r>
-        <w:rPr>
-          <w:b w:val="0"/>
-          <w:sz w:val="24"/>
-        </w:rPr>
-        <w:t>Backend Java 21 + Spring Boot + PostgreSQL; clientes de escritorio (Electron/Wayland) y Android (Capacitor); síntesis de voz (edge-tts) y reconocimiento de voz (Whisper) en CPU dentro del contenedor.</w:t>
-      </w:r>
-    </w:p>
-    <w:p>
-      <w:pPr>
-        <w:pStyle w:val="ListBullet"/>
-        <w:spacing w:line="360" w:lineRule="auto" w:after="40"/>
-        <w:ind w:left="425"/>
-        <w:jc w:val="both"/>
-      </w:pPr>
-      <w:r>
-        <w:rPr>
-          <w:b/>
-          <w:sz w:val="24"/>
-        </w:rPr>
-        <w:t xml:space="preserve">Motor de repetición espaciada portado de JavaScript a Java </w:t>
-      </w:r>
-      <w:r>
-        <w:rPr>
-          <w:b w:val="0"/>
-          <w:sz w:val="24"/>
-        </w:rPr>
-        <w:t>con pruebas diferenciales (200 trayectorias comparadas bit a bit contra el motor original); parámetros elegidos por simulación de alumno sintético con ablación — retención a 7 días de 81% vs 7% en la peor configuración.</w:t>
-      </w:r>
-    </w:p>
-    <w:p>
-      <w:pPr>
-        <w:pStyle w:val="ListBullet"/>
-        <w:spacing w:line="360" w:lineRule="auto" w:after="40"/>
-        <w:ind w:left="425"/>
-        <w:jc w:val="both"/>
-      </w:pPr>
-      <w:r>
-        <w:rPr>
-          <w:b w:val="0"/>
-          <w:sz w:val="24"/>
-        </w:rPr>
-        <w:t>Integración multi-proveedor de IA en el cliente (Anthropic, OpenAI, Gemini) con salida estructurada; búsqueda de letras y metadatos (LRCLIB, Deezer) con candidatas en paralelo usando virtual threads.</w:t>
-      </w:r>
-    </w:p>
-    <w:p>
-      <w:pPr>
-        <w:pStyle w:val="ListBullet"/>
-        <w:spacing w:line="360" w:lineRule="auto" w:after="40"/>
-        <w:ind w:left="425"/>
-        <w:jc w:val="both"/>
-      </w:pPr>
-      <w:r>
-        <w:rPr>
-          <w:b/>
-          <w:sz w:val="24"/>
-        </w:rPr>
-        <w:t xml:space="preserve">Desafíos resueltos: </w:t>
-      </w:r>
-      <w:r>
-        <w:rPr>
-          <w:b w:val="0"/>
-          <w:sz w:val="24"/>
-        </w:rPr>
-        <w:t>falla silenciosa de permisos de uid en un volumen Docker transformada en error de build con smoke tests en la imagen; sincronización de miles de audios entre dispositivos vía catálogo, manifiesto y reconciliación.</w:t>
-      </w:r>
-    </w:p>
-    <w:p>
-      <w:pPr>
-        <w:spacing w:before="200" w:after="40" w:line="240" w:lineRule="auto"/>
-        <w:jc w:val="left"/>
-      </w:pPr>
-      <w:r>
-        <w:rPr>
-          <w:b/>
-          <w:sz w:val="24"/>
-        </w:rPr>
-        <w:t>Monitorame — logística: flotas, envíos, sensores y rutas</w:t>
-      </w:r>
-    </w:p>
-    <w:p>
-      <w:pPr>
-        <w:pStyle w:val="ListBullet"/>
-        <w:spacing w:line="360" w:lineRule="auto" w:after="40"/>
-        <w:ind w:left="425"/>
-        <w:jc w:val="both"/>
-      </w:pPr>
-      <w:r>
-        <w:rPr>
-          <w:b/>
-          <w:sz w:val="24"/>
-        </w:rPr>
-        <w:t xml:space="preserve">Monolito modular Spring Boot 3.5 con 15 módulos Maven </w:t>
-      </w:r>
-      <w:r>
-        <w:rPr>
-          <w:b w:val="0"/>
-          <w:sz w:val="24"/>
-        </w:rPr>
-        <w:t>y grafo de dependencias acíclico; comunicación entre módulos por eventos de dominio Spring; soft delete en todos los recursos.</w:t>
-      </w:r>
-    </w:p>
-    <w:p>
-      <w:pPr>
-        <w:pStyle w:val="ListBullet"/>
-        <w:spacing w:line="360" w:lineRule="auto" w:after="40"/>
-        <w:ind w:left="425"/>
-        <w:jc w:val="both"/>
-      </w:pPr>
-      <w:r>
-        <w:rPr>
-          <w:b w:val="0"/>
-          <w:sz w:val="24"/>
-        </w:rPr>
-        <w:t>Ruteo con OSRM (matriz de distancias + rutas), fallback determinístico haversine y optimización de paradas por vecino-más-cercano + 2-opt; frontend Angular 22 + Leaflet.</w:t>
-      </w:r>
-    </w:p>
-    <w:p>
-      <w:pPr>
-        <w:pStyle w:val="ListBullet"/>
-        <w:spacing w:line="360" w:lineRule="auto" w:after="40"/>
-        <w:ind w:left="425"/>
-        <w:jc w:val="both"/>
-      </w:pPr>
-      <w:r>
-        <w:rPr>
-          <w:b/>
-          <w:sz w:val="24"/>
-        </w:rPr>
-        <w:t xml:space="preserve">Calidad: </w:t>
-      </w:r>
-      <w:r>
-        <w:rPr>
-          <w:b w:val="0"/>
-          <w:sz w:val="24"/>
-        </w:rPr>
-        <w:t>CI en 3 jobs — backend con Testcontainers (PostgreSQL real), frontend, e2e Playwright; compose en 3 etapas con healthchecks encadenados y Nginx como proxy de /api (elimina CORS y URL de API en el bundle).</w:t>
-      </w:r>
-    </w:p>
-    <w:p>
-      <w:pPr>
-        <w:spacing w:before="200" w:after="40" w:line="240" w:lineRule="auto"/>
-        <w:jc w:val="left"/>
-      </w:pPr>
-      <w:r>
-        <w:rPr>
-          <w:b/>
-          <w:sz w:val="24"/>
-        </w:rPr>
-        <w:t>Activity Manager — registro de tiempo con clasificación por IA (Linux)</w:t>
-      </w:r>
-    </w:p>
-    <w:p>
-      <w:pPr>
-        <w:pStyle w:val="ListBullet"/>
-        <w:spacing w:line="360" w:lineRule="auto" w:after="40"/>
-        <w:ind w:left="425"/>
-        <w:jc w:val="both"/>
-      </w:pPr>
-      <w:r>
-        <w:rPr>
-          <w:b w:val="0"/>
-          <w:sz w:val="24"/>
-        </w:rPr>
-        <w:t>Electron integrado al compositor Hyprland/Wayland (atajos globales y captura de ventanas/inactividad vía socket de eventos); backend Spring Boot + PostgreSQL.</w:t>
-      </w:r>
-    </w:p>
-    <w:p>
-      <w:pPr>
-        <w:pStyle w:val="ListBullet"/>
-        <w:spacing w:line="360" w:lineRule="auto" w:after="40"/>
-        <w:ind w:left="425"/>
-        <w:jc w:val="both"/>
-      </w:pPr>
-      <w:r>
-        <w:rPr>
-          <w:b/>
-          <w:sz w:val="24"/>
-        </w:rPr>
-        <w:t xml:space="preserve">Clasificación en 4 etapas </w:t>
-      </w:r>
-      <w:r>
-        <w:rPr>
-          <w:b w:val="0"/>
-          <w:sz w:val="24"/>
-        </w:rPr>
-        <w:t>(inactivo → reglas → caché → cola de IA): el servidor encola tareas y los dispositivos hacen polling de salida (funciona detrás de NAT), ejecutando el modelo localmente (Ollama/Claude); categorías garantizadas por enum en el esquema de salida estructurada; el servidor nunca ve títulos de ventana — privacidad por arquitectura.</w:t>
-      </w:r>
-    </w:p>
-    <w:p>
-      <w:pPr>
-        <w:spacing w:before="200" w:after="40" w:line="240" w:lineRule="auto"/>
-        <w:jc w:val="left"/>
-      </w:pPr>
-      <w:r>
-        <w:rPr>
-          <w:b/>
-          <w:sz w:val="24"/>
-        </w:rPr>
-        <w:t>Educa — portal académico multiperfil</w:t>
-      </w:r>
-    </w:p>
-    <w:p>
-      <w:pPr>
-        <w:spacing w:after="80"/>
-      </w:pPr>
-      <w:r>
-        <w:rPr>
-          <w:b w:val="0"/>
-          <w:sz w:val="24"/>
-        </w:rPr>
-        <w:t>Spring Boot 3.5 + PostgreSQL + Flyway; Angular 21 + PrimeNG + Tailwind; dashboards (Chart.js) para alumno, profesor e institución en 23 pantallas; JWT; 3 ambientes.</w:t>
-      </w:r>
-    </w:p>
-    <w:p>
-      <w:pPr>
-        <w:spacing w:before="200" w:after="40" w:line="240" w:lineRule="auto"/>
-        <w:jc w:val="left"/>
-      </w:pPr>
-      <w:r>
-        <w:rPr>
+          <w:rFonts w:ascii="Times New Roman" w:hAnsi="Times New Roman"/>
           <w:b/>
           <w:sz w:val="24"/>
         </w:rPr>
@@ -804,124 +580,30 @@
     </w:p>
     <w:p>
       <w:pPr>
-        <w:pStyle w:val="ListBullet"/>
-        <w:spacing w:line="360" w:lineRule="auto" w:after="40"/>
-        <w:ind w:left="425"/>
+        <w:keepNext w:val="0"/>
+        <w:widowControl/>
+        <w:spacing w:line="360" w:lineRule="auto" w:before="0" w:after="40"/>
         <w:jc w:val="both"/>
       </w:pPr>
       <w:r>
         <w:rPr>
-          <w:b/>
-          <w:sz w:val="24"/>
-        </w:rPr>
-        <w:t xml:space="preserve">mail-reader </w:t>
-      </w:r>
-      <w:r>
-        <w:rPr>
+          <w:rFonts w:ascii="Times New Roman" w:hAnsi="Times New Roman"/>
           <w:b w:val="0"/>
           <w:sz w:val="24"/>
         </w:rPr>
-        <w:t>— cliente de correo de escritorio (Electron) con Gmail API y Microsoft Graph vía OAuth; tokens cifrados en el llavero del SO.</w:t>
+        <w:t>Mantengo además: portal académico con paneles para alumno, profesor e institución (23 pantallas); lector de correo para computadora (Gmail y Outlook); localizador familiar en mapa, alojado por mí; extensión publicada en la tienda oficial de VS Code; y análisis de datos públicos de salud (DATASUS).</w:t>
       </w:r>
     </w:p>
     <w:p>
       <w:pPr>
-        <w:pStyle w:val="ListBullet"/>
-        <w:spacing w:line="360" w:lineRule="auto" w:after="40"/>
-        <w:ind w:left="425"/>
-        <w:jc w:val="both"/>
+        <w:keepNext/>
+        <w:widowControl/>
+        <w:spacing w:line="240" w:lineRule="auto" w:before="100" w:after="40"/>
+        <w:jc w:val="left"/>
       </w:pPr>
       <w:r>
         <w:rPr>
-          <w:b/>
-          <w:sz w:val="24"/>
-        </w:rPr>
-        <w:t xml:space="preserve">Farol </w:t>
-      </w:r>
-      <w:r>
-        <w:rPr>
-          <w:b w:val="0"/>
-          <w:sz w:val="24"/>
-        </w:rPr>
-        <w:t>— ubicación familiar self-hosted: Node/Express + Socket.IO + PostgreSQL/PostGIS (geocercas con ST_DWithin), PWA Leaflet, integración con OwnTracks.</w:t>
-      </w:r>
-    </w:p>
-    <w:p>
-      <w:pPr>
-        <w:pStyle w:val="ListBullet"/>
-        <w:spacing w:line="360" w:lineRule="auto" w:after="40"/>
-        <w:ind w:left="425"/>
-        <w:jc w:val="both"/>
-      </w:pPr>
-      <w:r>
-        <w:rPr>
-          <w:b/>
-          <w:sz w:val="24"/>
-        </w:rPr>
-        <w:t xml:space="preserve">git-manager </w:t>
-      </w:r>
-      <w:r>
-        <w:rPr>
-          <w:b w:val="0"/>
-          <w:sz w:val="24"/>
-        </w:rPr>
-        <w:t>— cliente Git de escritorio (Electron + simple-git) con grafo de commits y staging visual.</w:t>
-      </w:r>
-    </w:p>
-    <w:p>
-      <w:pPr>
-        <w:pStyle w:val="ListBullet"/>
-        <w:spacing w:line="360" w:lineRule="auto" w:after="40"/>
-        <w:ind w:left="425"/>
-        <w:jc w:val="both"/>
-      </w:pPr>
-      <w:r>
-        <w:rPr>
-          <w:b/>
-          <w:sz w:val="24"/>
-        </w:rPr>
-        <w:t xml:space="preserve">terminal-animado </w:t>
-      </w:r>
-      <w:r>
-        <w:rPr>
-          <w:b w:val="0"/>
-          <w:sz w:val="24"/>
-        </w:rPr>
-        <w:t>— extensión de VS Code publicada; animaciones optimizadas por medición real de CPU (62% → ~1% de un núcleo moviendo todo a transform/opacity en GPU).</w:t>
-      </w:r>
-    </w:p>
-    <w:p>
-      <w:pPr>
-        <w:pStyle w:val="ListBullet"/>
-        <w:spacing w:line="360" w:lineRule="auto" w:after="40"/>
-        <w:ind w:left="425"/>
-        <w:jc w:val="both"/>
-      </w:pPr>
-      <w:r>
-        <w:rPr>
-          <w:b/>
-          <w:sz w:val="24"/>
-        </w:rPr>
-        <w:t xml:space="preserve">Observatorio de salud </w:t>
-      </w:r>
-      <w:r>
-        <w:rPr>
-          <w:b w:val="0"/>
-          <w:sz w:val="24"/>
-        </w:rPr>
-        <w:t>— pipeline de datos públicos DATASUS (SIM/SINASC/SIH/CNES): Python + DuckDB/Parquet, decodificación del formato .DBC y análisis SQL epidemiológicos.</w:t>
-      </w:r>
-    </w:p>
-    <w:p>
-      <w:pPr>
-        <w:spacing w:before="280" w:after="80" w:line="240" w:lineRule="auto"/>
-        <w:jc w:val="left"/>
-        <w:pBdr>
-          <w:bottom w:val="single" w:sz="6" w:space="2" w:color="1D4ED8"/>
-        </w:pBdr>
-      </w:pPr>
-      <w:r>
-        <w:rPr>
+          <w:rFonts w:ascii="Times New Roman" w:hAnsi="Times New Roman"/>
           <w:b/>
           <w:color w:val="1D4ED8"/>
           <w:sz w:val="24"/>
@@ -931,190 +613,62 @@
     </w:p>
     <w:p>
       <w:pPr>
-        <w:pStyle w:val="ListBullet"/>
-        <w:spacing w:line="360" w:lineRule="auto" w:after="40"/>
-        <w:ind w:left="425"/>
+        <w:keepNext w:val="0"/>
+        <w:widowControl/>
+        <w:spacing w:line="360" w:lineRule="auto" w:before="0" w:after="40"/>
         <w:jc w:val="both"/>
       </w:pPr>
       <w:r>
         <w:rPr>
-          <w:b/>
-          <w:sz w:val="24"/>
-        </w:rPr>
-        <w:t xml:space="preserve">Lenguajes: </w:t>
-      </w:r>
-      <w:r>
-        <w:rPr>
+          <w:rFonts w:ascii="Times New Roman" w:hAnsi="Times New Roman"/>
           <w:b w:val="0"/>
           <w:sz w:val="24"/>
         </w:rPr>
-        <w:t>Java (avanzado) · TypeScript/JavaScript · Python · SQL · Go · Dart</w:t>
+        <w:t>Backend: Java (avanzado) con Spring Boot 2/3, Spring Cloud (Gateway, Eureka, OpenFeign) y Spring Security (JWT, OAuth2); Python (FastAPI, Django REST); Node.js; Go y Dart. Conceptos: microservicios, monolitos modulares, eventos de dominio, mensajería (RabbitMQ) y procesamiento asíncrono, APIs REST, JPA/Hibernate.</w:t>
       </w:r>
     </w:p>
     <w:p>
       <w:pPr>
-        <w:pStyle w:val="ListBullet"/>
-        <w:spacing w:line="360" w:lineRule="auto" w:after="40"/>
-        <w:ind w:left="425"/>
+        <w:keepNext w:val="0"/>
+        <w:widowControl/>
+        <w:spacing w:line="360" w:lineRule="auto" w:before="0" w:after="40"/>
         <w:jc w:val="both"/>
       </w:pPr>
       <w:r>
         <w:rPr>
-          <w:b/>
-          <w:sz w:val="24"/>
-        </w:rPr>
-        <w:t xml:space="preserve">Backend: </w:t>
-      </w:r>
-      <w:r>
-        <w:rPr>
+          <w:rFonts w:ascii="Times New Roman" w:hAnsi="Times New Roman"/>
           <w:b w:val="0"/>
           <w:sz w:val="24"/>
         </w:rPr>
-        <w:t>Spring Boot 2/3 · Spring Cloud (Gateway, Eureka, OpenFeign) · Spring Security (JWT, OAuth2) · APIs REST · JPA/Hibernate · FastAPI · Django REST · Node/Express · Socket.IO/WebSocket</w:t>
+        <w:t>Frontend y datos: Angular 17–22 (PrimeNG, TailwindCSS, RxJS, SSR), Vue 3, Electron, Flutter y Capacitor; PostgreSQL (PostGIS), Oracle, SQL Server y DuckDB, con modelado, optimización de consultas y migraciones versionadas (Flyway).</w:t>
       </w:r>
     </w:p>
     <w:p>
       <w:pPr>
-        <w:pStyle w:val="ListBullet"/>
-        <w:spacing w:line="360" w:lineRule="auto" w:after="40"/>
-        <w:ind w:left="425"/>
+        <w:keepNext w:val="0"/>
+        <w:widowControl/>
+        <w:spacing w:line="360" w:lineRule="auto" w:before="0" w:after="40"/>
         <w:jc w:val="both"/>
       </w:pPr>
       <w:r>
         <w:rPr>
-          <w:b/>
-          <w:sz w:val="24"/>
-        </w:rPr>
-        <w:t xml:space="preserve">Mensajería y asincronía: </w:t>
-      </w:r>
-      <w:r>
-        <w:rPr>
+          <w:rFonts w:ascii="Times New Roman" w:hAnsi="Times New Roman"/>
           <w:b w:val="0"/>
           <w:sz w:val="24"/>
         </w:rPr>
-        <w:t>RabbitMQ · eventos de dominio Spring · colas de tareas con polling · @Scheduled/cron · virtual threads (Java 21)</w:t>
+        <w:t>Infraestructura, calidad e IA: Docker/Compose, GitHub Actions, Linux/VPS, Nginx, Cloudflare Tunnel y Prometheus; JUnit, Testcontainers, Playwright y Vitest; integración de LLMs (Anthropic, OpenAI, Gemini) con salida estructurada y RPA con Selenium.</w:t>
       </w:r>
     </w:p>
     <w:p>
       <w:pPr>
-        <w:pStyle w:val="ListBullet"/>
-        <w:spacing w:line="360" w:lineRule="auto" w:after="40"/>
-        <w:ind w:left="425"/>
-        <w:jc w:val="both"/>
+        <w:keepNext/>
+        <w:widowControl/>
+        <w:spacing w:line="240" w:lineRule="auto" w:before="100" w:after="40"/>
+        <w:jc w:val="left"/>
       </w:pPr>
       <w:r>
         <w:rPr>
-          <w:b/>
-          <w:sz w:val="24"/>
-        </w:rPr>
-        <w:t xml:space="preserve">Frontend: </w:t>
-      </w:r>
-      <w:r>
-        <w:rPr>
-          <w:b w:val="0"/>
-          <w:sz w:val="24"/>
-        </w:rPr>
-        <w:t>Angular 17–22 (PrimeNG, TailwindCSS, RxJS, SSR) · Vue 3 · Electron · Flutter · Capacitor</w:t>
-      </w:r>
-    </w:p>
-    <w:p>
-      <w:pPr>
-        <w:pStyle w:val="ListBullet"/>
-        <w:spacing w:line="360" w:lineRule="auto" w:after="40"/>
-        <w:ind w:left="425"/>
-        <w:jc w:val="both"/>
-      </w:pPr>
-      <w:r>
-        <w:rPr>
-          <w:b/>
-          <w:sz w:val="24"/>
-        </w:rPr>
-        <w:t xml:space="preserve">Bases de datos: </w:t>
-      </w:r>
-      <w:r>
-        <w:rPr>
-          <w:b w:val="0"/>
-          <w:sz w:val="24"/>
-        </w:rPr>
-        <w:t>PostgreSQL (+ PostGIS) · Oracle · SQL Server · modelado y optimización de consultas · Flyway · DuckDB/Parquet</w:t>
-      </w:r>
-    </w:p>
-    <w:p>
-      <w:pPr>
-        <w:pStyle w:val="ListBullet"/>
-        <w:spacing w:line="360" w:lineRule="auto" w:after="40"/>
-        <w:ind w:left="425"/>
-        <w:jc w:val="both"/>
-      </w:pPr>
-      <w:r>
-        <w:rPr>
-          <w:b/>
-          <w:sz w:val="24"/>
-        </w:rPr>
-        <w:t xml:space="preserve">DevOps e Infra: </w:t>
-      </w:r>
-      <w:r>
-        <w:rPr>
-          <w:b w:val="0"/>
-          <w:sz w:val="24"/>
-        </w:rPr>
-        <w:t>Docker/Compose · GitHub Actions · GHCR · Watchtower · Cloudflare Tunnel · Nginx · Linux/VPS · Vercel · Azure Static Web Apps · Prometheus/Actuator</w:t>
-      </w:r>
-    </w:p>
-    <w:p>
-      <w:pPr>
-        <w:pStyle w:val="ListBullet"/>
-        <w:spacing w:line="360" w:lineRule="auto" w:after="40"/>
-        <w:ind w:left="425"/>
-        <w:jc w:val="both"/>
-      </w:pPr>
-      <w:r>
-        <w:rPr>
-          <w:b/>
-          <w:sz w:val="24"/>
-        </w:rPr>
-        <w:t xml:space="preserve">Pruebas: </w:t>
-      </w:r>
-      <w:r>
-        <w:rPr>
-          <w:b w:val="0"/>
-          <w:sz w:val="24"/>
-        </w:rPr>
-        <w:t>JUnit · Testcontainers · Playwright (e2e) · Vitest · pruebas diferenciales y de carga</w:t>
-      </w:r>
-    </w:p>
-    <w:p>
-      <w:pPr>
-        <w:pStyle w:val="ListBullet"/>
-        <w:spacing w:line="360" w:lineRule="auto" w:after="40"/>
-        <w:ind w:left="425"/>
-        <w:jc w:val="both"/>
-      </w:pPr>
-      <w:r>
-        <w:rPr>
-          <w:b/>
-          <w:sz w:val="24"/>
-        </w:rPr>
-        <w:t xml:space="preserve">IA aplicada: </w:t>
-      </w:r>
-      <w:r>
-        <w:rPr>
-          <w:b w:val="0"/>
-          <w:sz w:val="24"/>
-        </w:rPr>
-        <w:t>integración de LLMs (Anthropic, OpenAI, Gemini) con salida estructurada · RPA (Selenium) · IA como par de programación (Claude, KIMI)</w:t>
-      </w:r>
-    </w:p>
-    <w:p>
-      <w:pPr>
-        <w:spacing w:before="280" w:after="80" w:line="240" w:lineRule="auto"/>
-        <w:jc w:val="left"/>
-        <w:pBdr>
-          <w:bottom w:val="single" w:sz="6" w:space="2" w:color="1D4ED8"/>
-        </w:pBdr>
-      </w:pPr>
-      <w:r>
-        <w:rPr>
+          <w:rFonts w:ascii="Times New Roman" w:hAnsi="Times New Roman"/>
           <w:b/>
           <w:color w:val="1D4ED8"/>
           <w:sz w:val="24"/>
@@ -1124,33 +678,30 @@
     </w:p>
     <w:p>
       <w:pPr>
-        <w:spacing w:after="80"/>
+        <w:keepNext w:val="0"/>
+        <w:widowControl/>
+        <w:spacing w:line="360" w:lineRule="auto" w:before="0" w:after="40"/>
+        <w:jc w:val="both"/>
       </w:pPr>
       <w:r>
         <w:rPr>
-          <w:b/>
-          <w:sz w:val="24"/>
-        </w:rPr>
-        <w:t xml:space="preserve">Ingeniería en Computación </w:t>
-      </w:r>
-      <w:r>
-        <w:rPr>
+          <w:rFonts w:ascii="Times New Roman" w:hAnsi="Times New Roman"/>
           <w:b w:val="0"/>
           <w:sz w:val="24"/>
         </w:rPr>
-        <w:t>— Escola de Engenharia de Piracicaba (EEP), Brasil · graduación prevista: 12/2026 (turno nocturno).</w:t>
+        <w:t>Ingeniería Informática · Escola de Engenharia de Piracicaba (EEP) · conclusión: 12/2026.</w:t>
       </w:r>
     </w:p>
     <w:p>
       <w:pPr>
-        <w:spacing w:before="280" w:after="80" w:line="240" w:lineRule="auto"/>
+        <w:keepNext/>
+        <w:widowControl/>
+        <w:spacing w:line="240" w:lineRule="auto" w:before="100" w:after="40"/>
         <w:jc w:val="left"/>
-        <w:pBdr>
-          <w:bottom w:val="single" w:sz="6" w:space="2" w:color="1D4ED8"/>
-        </w:pBdr>
       </w:pPr>
       <w:r>
         <w:rPr>
+          <w:rFonts w:ascii="Times New Roman" w:hAnsi="Times New Roman"/>
           <w:b/>
           <w:color w:val="1D4ED8"/>
           <w:sz w:val="24"/>
@@ -1160,39 +711,22 @@
     </w:p>
     <w:p>
       <w:pPr>
-        <w:spacing w:after="80"/>
+        <w:keepNext w:val="0"/>
+        <w:widowControl/>
+        <w:spacing w:line="360" w:lineRule="auto" w:before="0" w:after="40"/>
+        <w:jc w:val="both"/>
       </w:pPr>
       <w:r>
         <w:rPr>
-          <w:b/>
-          <w:sz w:val="24"/>
-        </w:rPr>
-        <w:t xml:space="preserve">Portugués </w:t>
-      </w:r>
-      <w:r>
-        <w:rPr>
+          <w:rFonts w:ascii="Times New Roman" w:hAnsi="Times New Roman"/>
           <w:b w:val="0"/>
           <w:sz w:val="24"/>
         </w:rPr>
-        <w:t xml:space="preserve">— nativo.   </w:t>
-      </w:r>
-      <w:r>
-        <w:rPr>
-          <w:b/>
-          <w:sz w:val="24"/>
-        </w:rPr>
-        <w:t xml:space="preserve">Inglés </w:t>
-      </w:r>
-      <w:r>
-        <w:rPr>
-          <w:b w:val="0"/>
-          <w:sz w:val="24"/>
-        </w:rPr>
-        <w:t>— avanzado (cursos Red Balloon, Cultura Inglesa y Wise Up; experiencia práctica en viajes a los EE. UU.).</w:t>
+        <w:t>Portugués nativo. Inglés avanzado (Red Balloon, Cultura Inglesa y Wise Up).</w:t>
       </w:r>
     </w:p>
     <w:sectPr>
-      <w:pgSz w:w="11906" w:h="16838"/>
+      <w:pgSz w:w="12240" w:h="15840"/>
       <w:pgMar w:top="1701" w:right="1134" w:bottom="1134" w:left="1701" w:header="720" w:footer="720" w:gutter="0"/>
       <w:cols w:space="720"/>
       <w:docGrid w:linePitch="360"/>
@@ -1564,10 +1098,6 @@
     <w:name w:val="Normal"/>
     <w:qFormat/>
     <w:rsid w:val="00FC693F"/>
-    <w:pPr>
-      <w:spacing w:line="360" w:lineRule="auto" w:after="0"/>
-      <w:jc w:val="both"/>
-    </w:pPr>
     <w:rPr>
       <w:rFonts w:ascii="Times New Roman" w:hAnsi="Times New Roman"/>
       <w:sz w:val="24"/>

--- a/CurricullumZem_ES.docx
+++ b/CurricullumZem_ES.docx
@@ -117,7 +117,7 @@
       <w:pPr>
         <w:keepNext/>
         <w:widowControl/>
-        <w:spacing w:line="240" w:lineRule="auto" w:before="100" w:after="40"/>
+        <w:spacing w:line="240" w:lineRule="auto" w:before="360" w:after="120"/>
         <w:jc w:val="left"/>
       </w:pPr>
       <w:r>
@@ -134,7 +134,8 @@
       <w:pPr>
         <w:keepNext w:val="0"/>
         <w:widowControl/>
-        <w:spacing w:line="360" w:lineRule="auto" w:before="0" w:after="40"/>
+        <w:spacing w:line="360" w:lineRule="auto" w:before="0" w:after="0"/>
+        <w:ind w:firstLine="709"/>
         <w:jc w:val="both"/>
       </w:pPr>
       <w:r>
@@ -150,7 +151,7 @@
       <w:pPr>
         <w:keepNext/>
         <w:widowControl/>
-        <w:spacing w:line="240" w:lineRule="auto" w:before="100" w:after="40"/>
+        <w:spacing w:line="240" w:lineRule="auto" w:before="360" w:after="120"/>
         <w:jc w:val="left"/>
       </w:pPr>
       <w:r>
@@ -167,7 +168,8 @@
       <w:pPr>
         <w:keepNext w:val="0"/>
         <w:widowControl/>
-        <w:spacing w:line="360" w:lineRule="auto" w:before="0" w:after="40"/>
+        <w:spacing w:line="360" w:lineRule="auto" w:before="0" w:after="0"/>
+        <w:ind w:firstLine="709"/>
         <w:jc w:val="both"/>
       </w:pPr>
       <w:r>
@@ -183,7 +185,7 @@
       <w:pPr>
         <w:keepNext/>
         <w:widowControl/>
-        <w:spacing w:line="240" w:lineRule="auto" w:before="100" w:after="40"/>
+        <w:spacing w:line="240" w:lineRule="auto" w:before="360" w:after="120"/>
         <w:jc w:val="left"/>
       </w:pPr>
       <w:r>
@@ -200,7 +202,8 @@
       <w:pPr>
         <w:keepNext w:val="0"/>
         <w:widowControl/>
-        <w:spacing w:line="360" w:lineRule="auto" w:before="0" w:after="40"/>
+        <w:spacing w:line="360" w:lineRule="auto" w:before="0" w:after="0"/>
+        <w:ind w:firstLine="709"/>
         <w:jc w:val="both"/>
       </w:pPr>
       <w:r>
@@ -216,7 +219,8 @@
       <w:pPr>
         <w:keepNext w:val="0"/>
         <w:widowControl/>
-        <w:spacing w:line="360" w:lineRule="auto" w:before="0" w:after="40"/>
+        <w:spacing w:line="360" w:lineRule="auto" w:before="0" w:after="0"/>
+        <w:ind w:firstLine="709"/>
         <w:jc w:val="both"/>
       </w:pPr>
       <w:r>
@@ -232,7 +236,7 @@
       <w:pPr>
         <w:keepNext/>
         <w:widowControl/>
-        <w:spacing w:line="240" w:lineRule="auto" w:before="100" w:after="40"/>
+        <w:spacing w:line="240" w:lineRule="auto" w:before="360" w:after="120"/>
         <w:jc w:val="left"/>
       </w:pPr>
       <w:r>
@@ -249,7 +253,7 @@
       <w:pPr>
         <w:keepNext/>
         <w:widowControl/>
-        <w:spacing w:line="240" w:lineRule="auto" w:before="100" w:after="40"/>
+        <w:spacing w:line="240" w:lineRule="auto" w:before="240" w:after="80"/>
         <w:jc w:val="left"/>
       </w:pPr>
       <w:r>
@@ -265,7 +269,8 @@
       <w:pPr>
         <w:keepNext w:val="0"/>
         <w:widowControl/>
-        <w:spacing w:line="360" w:lineRule="auto" w:before="0" w:after="40"/>
+        <w:spacing w:line="360" w:lineRule="auto" w:before="0" w:after="0"/>
+        <w:ind w:firstLine="709"/>
         <w:jc w:val="both"/>
       </w:pPr>
       <w:r>
@@ -281,7 +286,8 @@
       <w:pPr>
         <w:keepNext w:val="0"/>
         <w:widowControl/>
-        <w:spacing w:line="360" w:lineRule="auto" w:before="0" w:after="40"/>
+        <w:spacing w:line="360" w:lineRule="auto" w:before="0" w:after="0"/>
+        <w:ind w:firstLine="709"/>
         <w:jc w:val="both"/>
       </w:pPr>
       <w:r>
@@ -297,7 +303,8 @@
       <w:pPr>
         <w:keepNext w:val="0"/>
         <w:widowControl/>
-        <w:spacing w:line="360" w:lineRule="auto" w:before="0" w:after="40"/>
+        <w:spacing w:line="360" w:lineRule="auto" w:before="0" w:after="0"/>
+        <w:ind w:firstLine="709"/>
         <w:jc w:val="both"/>
       </w:pPr>
       <w:r>
@@ -313,7 +320,7 @@
       <w:pPr>
         <w:keepNext/>
         <w:widowControl/>
-        <w:spacing w:line="240" w:lineRule="auto" w:before="100" w:after="40"/>
+        <w:spacing w:line="240" w:lineRule="auto" w:before="240" w:after="80"/>
         <w:jc w:val="left"/>
       </w:pPr>
       <w:r>
@@ -329,7 +336,8 @@
       <w:pPr>
         <w:keepNext w:val="0"/>
         <w:widowControl/>
-        <w:spacing w:line="360" w:lineRule="auto" w:before="0" w:after="40"/>
+        <w:spacing w:line="360" w:lineRule="auto" w:before="0" w:after="0"/>
+        <w:ind w:firstLine="709"/>
         <w:jc w:val="both"/>
       </w:pPr>
       <w:r>
@@ -345,7 +353,7 @@
       <w:pPr>
         <w:keepNext/>
         <w:widowControl/>
-        <w:spacing w:line="240" w:lineRule="auto" w:before="100" w:after="40"/>
+        <w:spacing w:line="240" w:lineRule="auto" w:before="240" w:after="80"/>
         <w:jc w:val="left"/>
       </w:pPr>
       <w:r>
@@ -361,7 +369,8 @@
       <w:pPr>
         <w:keepNext w:val="0"/>
         <w:widowControl/>
-        <w:spacing w:line="360" w:lineRule="auto" w:before="0" w:after="40"/>
+        <w:spacing w:line="360" w:lineRule="auto" w:before="0" w:after="0"/>
+        <w:ind w:firstLine="709"/>
         <w:jc w:val="both"/>
       </w:pPr>
       <w:r>
@@ -377,7 +386,7 @@
       <w:pPr>
         <w:keepNext/>
         <w:widowControl/>
-        <w:spacing w:line="240" w:lineRule="auto" w:before="100" w:after="40"/>
+        <w:spacing w:line="240" w:lineRule="auto" w:before="360" w:after="120"/>
         <w:jc w:val="left"/>
       </w:pPr>
       <w:r>
@@ -394,7 +403,8 @@
       <w:pPr>
         <w:keepNext w:val="0"/>
         <w:widowControl/>
-        <w:spacing w:line="360" w:lineRule="auto" w:before="0" w:after="40"/>
+        <w:spacing w:line="360" w:lineRule="auto" w:before="0" w:after="0"/>
+        <w:ind w:firstLine="709"/>
         <w:jc w:val="both"/>
       </w:pPr>
       <w:r>
@@ -454,7 +464,8 @@
       <w:pPr>
         <w:keepNext w:val="0"/>
         <w:widowControl/>
-        <w:spacing w:line="360" w:lineRule="auto" w:before="0" w:after="40"/>
+        <w:spacing w:line="360" w:lineRule="auto" w:before="0" w:after="0"/>
+        <w:ind w:firstLine="709"/>
         <w:jc w:val="both"/>
       </w:pPr>
       <w:r>
@@ -470,7 +481,7 @@
       <w:pPr>
         <w:keepNext/>
         <w:widowControl/>
-        <w:spacing w:line="240" w:lineRule="auto" w:before="100" w:after="40"/>
+        <w:spacing w:line="240" w:lineRule="auto" w:before="240" w:after="80"/>
         <w:jc w:val="left"/>
       </w:pPr>
       <w:r>
@@ -486,7 +497,8 @@
       <w:pPr>
         <w:keepNext w:val="0"/>
         <w:widowControl/>
-        <w:spacing w:line="360" w:lineRule="auto" w:before="0" w:after="40"/>
+        <w:spacing w:line="360" w:lineRule="auto" w:before="0" w:after="0"/>
+        <w:ind w:firstLine="709"/>
         <w:jc w:val="both"/>
       </w:pPr>
       <w:r>
@@ -502,7 +514,7 @@
       <w:pPr>
         <w:keepNext/>
         <w:widowControl/>
-        <w:spacing w:line="240" w:lineRule="auto" w:before="100" w:after="40"/>
+        <w:spacing w:line="240" w:lineRule="auto" w:before="240" w:after="80"/>
         <w:jc w:val="left"/>
       </w:pPr>
       <w:r>
@@ -518,7 +530,8 @@
       <w:pPr>
         <w:keepNext w:val="0"/>
         <w:widowControl/>
-        <w:spacing w:line="360" w:lineRule="auto" w:before="0" w:after="40"/>
+        <w:spacing w:line="360" w:lineRule="auto" w:before="0" w:after="0"/>
+        <w:ind w:firstLine="709"/>
         <w:jc w:val="both"/>
       </w:pPr>
       <w:r>
@@ -534,7 +547,7 @@
       <w:pPr>
         <w:keepNext/>
         <w:widowControl/>
-        <w:spacing w:line="240" w:lineRule="auto" w:before="100" w:after="40"/>
+        <w:spacing w:line="240" w:lineRule="auto" w:before="240" w:after="80"/>
         <w:jc w:val="left"/>
       </w:pPr>
       <w:r>
@@ -550,7 +563,8 @@
       <w:pPr>
         <w:keepNext w:val="0"/>
         <w:widowControl/>
-        <w:spacing w:line="360" w:lineRule="auto" w:before="0" w:after="40"/>
+        <w:spacing w:line="360" w:lineRule="auto" w:before="0" w:after="0"/>
+        <w:ind w:firstLine="709"/>
         <w:jc w:val="both"/>
       </w:pPr>
       <w:r>
@@ -566,7 +580,7 @@
       <w:pPr>
         <w:keepNext/>
         <w:widowControl/>
-        <w:spacing w:line="240" w:lineRule="auto" w:before="100" w:after="40"/>
+        <w:spacing w:line="240" w:lineRule="auto" w:before="240" w:after="80"/>
         <w:jc w:val="left"/>
       </w:pPr>
       <w:r>
@@ -582,7 +596,8 @@
       <w:pPr>
         <w:keepNext w:val="0"/>
         <w:widowControl/>
-        <w:spacing w:line="360" w:lineRule="auto" w:before="0" w:after="40"/>
+        <w:spacing w:line="360" w:lineRule="auto" w:before="0" w:after="0"/>
+        <w:ind w:firstLine="709"/>
         <w:jc w:val="both"/>
       </w:pPr>
       <w:r>
@@ -598,7 +613,7 @@
       <w:pPr>
         <w:keepNext/>
         <w:widowControl/>
-        <w:spacing w:line="240" w:lineRule="auto" w:before="100" w:after="40"/>
+        <w:spacing w:line="240" w:lineRule="auto" w:before="360" w:after="120"/>
         <w:jc w:val="left"/>
       </w:pPr>
       <w:r>
@@ -615,7 +630,8 @@
       <w:pPr>
         <w:keepNext w:val="0"/>
         <w:widowControl/>
-        <w:spacing w:line="360" w:lineRule="auto" w:before="0" w:after="40"/>
+        <w:spacing w:line="360" w:lineRule="auto" w:before="0" w:after="0"/>
+        <w:ind w:firstLine="709"/>
         <w:jc w:val="both"/>
       </w:pPr>
       <w:r>
@@ -631,7 +647,8 @@
       <w:pPr>
         <w:keepNext w:val="0"/>
         <w:widowControl/>
-        <w:spacing w:line="360" w:lineRule="auto" w:before="0" w:after="40"/>
+        <w:spacing w:line="360" w:lineRule="auto" w:before="0" w:after="0"/>
+        <w:ind w:firstLine="709"/>
         <w:jc w:val="both"/>
       </w:pPr>
       <w:r>
@@ -647,7 +664,8 @@
       <w:pPr>
         <w:keepNext w:val="0"/>
         <w:widowControl/>
-        <w:spacing w:line="360" w:lineRule="auto" w:before="0" w:after="40"/>
+        <w:spacing w:line="360" w:lineRule="auto" w:before="0" w:after="0"/>
+        <w:ind w:firstLine="709"/>
         <w:jc w:val="both"/>
       </w:pPr>
       <w:r>
@@ -663,7 +681,7 @@
       <w:pPr>
         <w:keepNext/>
         <w:widowControl/>
-        <w:spacing w:line="240" w:lineRule="auto" w:before="100" w:after="40"/>
+        <w:spacing w:line="240" w:lineRule="auto" w:before="360" w:after="120"/>
         <w:jc w:val="left"/>
       </w:pPr>
       <w:r>
@@ -680,7 +698,8 @@
       <w:pPr>
         <w:keepNext w:val="0"/>
         <w:widowControl/>
-        <w:spacing w:line="360" w:lineRule="auto" w:before="0" w:after="40"/>
+        <w:spacing w:line="360" w:lineRule="auto" w:before="0" w:after="0"/>
+        <w:ind w:firstLine="709"/>
         <w:jc w:val="both"/>
       </w:pPr>
       <w:r>
@@ -696,7 +715,7 @@
       <w:pPr>
         <w:keepNext/>
         <w:widowControl/>
-        <w:spacing w:line="240" w:lineRule="auto" w:before="100" w:after="40"/>
+        <w:spacing w:line="240" w:lineRule="auto" w:before="360" w:after="120"/>
         <w:jc w:val="left"/>
       </w:pPr>
       <w:r>
@@ -713,7 +732,8 @@
       <w:pPr>
         <w:keepNext w:val="0"/>
         <w:widowControl/>
-        <w:spacing w:line="360" w:lineRule="auto" w:before="0" w:after="40"/>
+        <w:spacing w:line="360" w:lineRule="auto" w:before="0" w:after="0"/>
+        <w:ind w:firstLine="709"/>
         <w:jc w:val="both"/>
       </w:pPr>
       <w:r>
